--- a/Python-book.docx
+++ b/Python-book.docx
@@ -4387,7 +4387,7 @@
         <w:pStyle w:val="FirstParagraph"/>
       </w:pPr>
       <w:r>
-        <w:t xml:space="preserve">In case no value is specified before or after the colon then the slicing would occur from begining or till end respectively.</w:t>
+        <w:t xml:space="preserve">In case no value is specified before or after the colon then the slicing would occur from beginning or till end respectively.</w:t>
       </w:r>
     </w:p>
     <w:p>
@@ -8995,7 +8995,7 @@
         <w:t xml:space="preserve"> </w:t>
       </w:r>
       <w:r>
-        <w:t xml:space="preserve">statements ends with a colon (:).</w:t>
+        <w:t xml:space="preserve">statements end with a colon (:).</w:t>
       </w:r>
     </w:p>
     <w:p>
@@ -9037,7 +9037,7 @@
         <w:t xml:space="preserve"> </w:t>
       </w:r>
       <w:r>
-        <w:t xml:space="preserve">have to be indented (i.e. leading spaces at the begining of the line).</w:t>
+        <w:t xml:space="preserve">have to be indented (i.e. leading spaces at the beginning of the line).</w:t>
       </w:r>
     </w:p>
     <w:bookmarkStart w:id="60" w:name="fig_greater_number"/>
@@ -12141,7 +12141,7 @@
         <w:t xml:space="preserve"> </w:t>
       </w:r>
       <w:r>
-        <w:t xml:space="preserve">in the example above). This variable would store the different elements in the list as the loop progressess. The</w:t>
+        <w:t xml:space="preserve">in the example above). This variable would store the different elements in the list as the loop progresses. The</w:t>
       </w:r>
       <w:r>
         <w:t xml:space="preserve"> </w:t>
@@ -12156,7 +12156,7 @@
         <w:t xml:space="preserve"> </w:t>
       </w:r>
       <w:r>
-        <w:t xml:space="preserve">keyword connects the variable with the list and finally we have the list that we want to iterate. The colon (:) at the end is required. It indicates the begining of the block of statements that would be part of the for loop. Next, we have a set of statement that needs to executed for each element of the list. The statement that are part of the for loop must begin with indentation (tab or some spaces). In the example above, the</w:t>
+        <w:t xml:space="preserve">keyword connects the variable with the list and finally we have the list that we want to iterate. The colon (:) at the end is required. It indicates the beginning of the block of statements that would be part of the for loop. Next, we have a set of statement that needs to executed for each element of the list. The statement that are part of the for loop must begin with indentation (tab or some spaces). In the example above, the</w:t>
       </w:r>
       <w:r>
         <w:t xml:space="preserve"> </w:t>
@@ -12186,7 +12186,7 @@
         <w:t xml:space="preserve"> </w:t>
       </w:r>
       <w:r>
-        <w:t xml:space="preserve">statement is not part of the for loop since it is not indented. There must be atleast one statement which is part of the for loop (i.e. atleast one statement that starts with indentation).</w:t>
+        <w:t xml:space="preserve">statement is not part of the for loop since it is not indented. There must be at least one statement which is part of the for loop (i.e. at least one statement that starts with indentation).</w:t>
       </w:r>
     </w:p>
     <w:bookmarkEnd w:id="81"/>
@@ -58745,7 +58745,7 @@
         <w:t xml:space="preserve"> </w:t>
       </w:r>
       <w:r>
-        <w:t xml:space="preserve">dictionary is maintained which as the keyword and its value as key-value pairs of the dictionary.</w:t>
+        <w:t xml:space="preserve">dictionary is maintained which has the keyword and its value as key-value pairs of the dictionary.</w:t>
       </w:r>
     </w:p>
     <w:p>
@@ -67537,7 +67537,7 @@
         <w:pStyle w:val="FirstParagraph"/>
       </w:pPr>
       <w:r>
-        <w:t xml:space="preserve">To run the Blast search using a sequence file instead of gi number, we first need to create a seqeunce object and then pass it on to the</w:t>
+        <w:t xml:space="preserve">To run the Blast search using a sequence file instead of gi number, we first need to create a sequence object and then pass it on to the</w:t>
       </w:r>
       <w:r>
         <w:t xml:space="preserve"> </w:t>

--- a/Python-book.docx
+++ b/Python-book.docx
@@ -4387,7 +4387,7 @@
         <w:pStyle w:val="FirstParagraph"/>
       </w:pPr>
       <w:r>
-        <w:t xml:space="preserve">In case no value is specified before or after the colon then the slicing would occur from beginning or till end respectively.</w:t>
+        <w:t xml:space="preserve">In case no value is specified before or after the colon then the slicing would occur from beginning or till end, respectively.</w:t>
       </w:r>
     </w:p>
     <w:p>

--- a/Python-book.docx
+++ b/Python-book.docx
@@ -35665,7 +35665,7 @@
     </w:p>
     <w:bookmarkEnd w:id="180"/>
     <w:bookmarkEnd w:id="181"/>
-    <w:bookmarkStart w:id="239" w:name="pandas"/>
+    <w:bookmarkStart w:id="243" w:name="pandas"/>
     <w:p>
       <w:pPr>
         <w:pStyle w:val="Heading1"/>
@@ -38812,7 +38812,7 @@
       </w:r>
     </w:p>
     <w:bookmarkEnd w:id="185"/>
-    <w:bookmarkStart w:id="192" w:name="combining-dataframes"/>
+    <w:bookmarkStart w:id="196" w:name="combining-dataframes"/>
     <w:p>
       <w:pPr>
         <w:pStyle w:val="Heading2"/>
@@ -42506,7 +42506,7 @@
       </w:tr>
     </w:tbl>
     <w:bookmarkEnd w:id="186"/>
-    <w:bookmarkStart w:id="187" w:name="merge"/>
+    <w:bookmarkStart w:id="191" w:name="merge"/>
     <w:p>
       <w:pPr>
         <w:pStyle w:val="Heading3"/>
@@ -43977,8 +43977,1712 @@
         </w:tc>
       </w:tr>
     </w:tbl>
-    <w:bookmarkEnd w:id="187"/>
-    <w:bookmarkStart w:id="191" w:name="join"/>
+    <w:p>
+      <w:pPr>
+        <w:pStyle w:val="BodyText"/>
+      </w:pPr>
+      <w:r>
+        <w:t xml:space="preserve">One of the most important concept when using merge is</w:t>
+      </w:r>
+      <w:r>
+        <w:t xml:space="preserve"> </w:t>
+      </w:r>
+      <w:r>
+        <w:rPr>
+          <w:i/>
+          <w:iCs/>
+        </w:rPr>
+        <w:t xml:space="preserve">how</w:t>
+      </w:r>
+      <w:r>
+        <w:t xml:space="preserve"> </w:t>
+      </w:r>
+      <w:r>
+        <w:t xml:space="preserve">the merge is performed. The</w:t>
+      </w:r>
+      <w:r>
+        <w:t xml:space="preserve"> </w:t>
+      </w:r>
+      <w:r>
+        <w:rPr>
+          <w:rStyle w:val="VerbatimChar"/>
+        </w:rPr>
+        <w:t xml:space="preserve">how</w:t>
+      </w:r>
+      <w:r>
+        <w:t xml:space="preserve"> </w:t>
+      </w:r>
+      <w:r>
+        <w:t xml:space="preserve">keyword parameter dictates which rows to include in the output - in addition to the matching rows. With the default value</w:t>
+      </w:r>
+      <w:r>
+        <w:t xml:space="preserve"> </w:t>
+      </w:r>
+      <w:r>
+        <w:rPr>
+          <w:rStyle w:val="VerbatimChar"/>
+        </w:rPr>
+        <w:t xml:space="preserve">inner</w:t>
+      </w:r>
+      <w:r>
+        <w:t xml:space="preserve"> </w:t>
+      </w:r>
+      <w:r>
+        <w:t xml:space="preserve">for how, output will have only the rows the matched in both the dataframes. When</w:t>
+      </w:r>
+      <w:r>
+        <w:t xml:space="preserve"> </w:t>
+      </w:r>
+      <w:r>
+        <w:rPr>
+          <w:rStyle w:val="VerbatimChar"/>
+        </w:rPr>
+        <w:t xml:space="preserve">how</w:t>
+      </w:r>
+      <w:r>
+        <w:t xml:space="preserve"> </w:t>
+      </w:r>
+      <w:r>
+        <w:t xml:space="preserve">is</w:t>
+      </w:r>
+      <w:r>
+        <w:t xml:space="preserve"> </w:t>
+      </w:r>
+      <w:r>
+        <w:rPr>
+          <w:rStyle w:val="VerbatimChar"/>
+        </w:rPr>
+        <w:t xml:space="preserve">left</w:t>
+      </w:r>
+      <w:r>
+        <w:t xml:space="preserve"> </w:t>
+      </w:r>
+      <w:r>
+        <w:t xml:space="preserve">of</w:t>
+      </w:r>
+      <w:r>
+        <w:t xml:space="preserve"> </w:t>
+      </w:r>
+      <w:r>
+        <w:rPr>
+          <w:rStyle w:val="VerbatimChar"/>
+        </w:rPr>
+        <w:t xml:space="preserve">right</w:t>
+      </w:r>
+      <w:r>
+        <w:t xml:space="preserve"> </w:t>
+      </w:r>
+      <w:r>
+        <w:t xml:space="preserve">then in addition to the matching rows in both dataframe, all the rows from the left dataframe or right dataframe, respectively, are retained in the output. With</w:t>
+      </w:r>
+      <w:r>
+        <w:t xml:space="preserve"> </w:t>
+      </w:r>
+      <w:r>
+        <w:rPr>
+          <w:rStyle w:val="VerbatimChar"/>
+        </w:rPr>
+        <w:t xml:space="preserve">how = outer</w:t>
+      </w:r>
+      <w:r>
+        <w:t xml:space="preserve"> </w:t>
+      </w:r>
+      <w:r>
+        <w:t xml:space="preserve">all rows from both dataframes are inculded in the merged dataframe. Let’s understand these concepts using the two dataframes below.</w:t>
+      </w:r>
+    </w:p>
+    <w:tbl>
+      <w:tblPr>
+        <w:tblStyle w:val="Table"/>
+        <w:tblW w:type="pct" w:w="5000"/>
+        <w:tblLayout w:type="fixed"/>
+        <w:tblLook w:firstRow="0" w:lastRow="0" w:firstColumn="0" w:lastColumn="0" w:noHBand="0" w:noVBand="0" w:val="0000"/>
+      </w:tblPr>
+      <w:tblGrid>
+        <w:gridCol w:w="3960"/>
+        <w:gridCol w:w="3960"/>
+      </w:tblGrid>
+      <w:tr>
+        <w:tc>
+          <w:tcPr/>
+          <w:p>
+            <w:pPr>
+              <w:pStyle w:val="FirstParagraph"/>
+            </w:pPr>
+            <w:pPr>
+              <w:jc w:val="center"/>
+              <w:spacing w:before="200"/>
+              <w:pStyle w:val="ImageCaption"/>
+            </w:pPr>
+          </w:p>
+          <w:tbl>
+            <w:tblPr>
+              <w:tblStyle w:val="Table"/>
+              <w:tblW w:type="pct" w:w="4900"/>
+              <w:tblLayout w:type="fixed"/>
+              <w:tblLook w:firstRow="1" w:lastRow="0" w:firstColumn="0" w:lastColumn="0" w:noHBand="0" w:noVBand="0" w:val="0020"/>
+            </w:tblPr>
+            <w:tblGrid>
+              <w:gridCol w:w="2587"/>
+              <w:gridCol w:w="2587"/>
+              <w:gridCol w:w="2587"/>
+            </w:tblGrid>
+            <w:tr>
+              <w:trPr>
+                <w:tblHeader w:val="on"/>
+              </w:trPr>
+              <w:tc>
+                <w:tcPr/>
+                <w:p>
+                  <w:pPr>
+                    <w:pStyle w:val="Compact"/>
+                  </w:pPr>
+                </w:p>
+              </w:tc>
+              <w:tc>
+                <w:tcPr>
+                  <w:gridSpan w:val="2"/>
+                </w:tcPr>
+                <w:p>
+                  <w:pPr>
+                    <w:pStyle w:val="Compact"/>
+                  </w:pPr>
+                  <w:r>
+                    <w:t xml:space="preserve">df_left</w:t>
+                  </w:r>
+                </w:p>
+              </w:tc>
+            </w:tr>
+            <w:tr>
+              <w:trPr>
+                <w:tblHeader w:val="on"/>
+              </w:trPr>
+              <w:tc>
+                <w:tcPr/>
+                <w:p>
+                  <w:pPr>
+                    <w:pStyle w:val="Compact"/>
+                  </w:pPr>
+                </w:p>
+              </w:tc>
+              <w:tc>
+                <w:tcPr/>
+                <w:p>
+                  <w:pPr>
+                    <w:pStyle w:val="Compact"/>
+                  </w:pPr>
+                  <w:r>
+                    <w:t xml:space="preserve">key</w:t>
+                  </w:r>
+                </w:p>
+              </w:tc>
+              <w:tc>
+                <w:tcPr/>
+                <w:p>
+                  <w:pPr>
+                    <w:pStyle w:val="Compact"/>
+                  </w:pPr>
+                  <w:r>
+                    <w:t xml:space="preserve">value1</w:t>
+                  </w:r>
+                </w:p>
+              </w:tc>
+            </w:tr>
+            <w:tr>
+              <w:tc>
+                <w:tcPr/>
+                <w:p>
+                  <w:pPr>
+                    <w:pStyle w:val="Compact"/>
+                  </w:pPr>
+                  <w:r>
+                    <w:t xml:space="preserve">0</w:t>
+                  </w:r>
+                </w:p>
+              </w:tc>
+              <w:tc>
+                <w:tcPr/>
+                <w:p>
+                  <w:pPr>
+                    <w:pStyle w:val="Compact"/>
+                  </w:pPr>
+                  <w:r>
+                    <w:t xml:space="preserve">A</w:t>
+                  </w:r>
+                </w:p>
+              </w:tc>
+              <w:tc>
+                <w:tcPr/>
+                <w:p>
+                  <w:pPr>
+                    <w:pStyle w:val="Compact"/>
+                  </w:pPr>
+                  <w:r>
+                    <w:t xml:space="preserve">1</w:t>
+                  </w:r>
+                </w:p>
+              </w:tc>
+            </w:tr>
+            <w:tr>
+              <w:tc>
+                <w:tcPr/>
+                <w:p>
+                  <w:pPr>
+                    <w:pStyle w:val="Compact"/>
+                  </w:pPr>
+                  <w:r>
+                    <w:t xml:space="preserve">1</w:t>
+                  </w:r>
+                </w:p>
+              </w:tc>
+              <w:tc>
+                <w:tcPr/>
+                <w:p>
+                  <w:pPr>
+                    <w:pStyle w:val="Compact"/>
+                  </w:pPr>
+                  <w:r>
+                    <w:t xml:space="preserve">B</w:t>
+                  </w:r>
+                </w:p>
+              </w:tc>
+              <w:tc>
+                <w:tcPr/>
+                <w:p>
+                  <w:pPr>
+                    <w:pStyle w:val="Compact"/>
+                  </w:pPr>
+                  <w:r>
+                    <w:t xml:space="preserve">2</w:t>
+                  </w:r>
+                </w:p>
+              </w:tc>
+            </w:tr>
+            <w:tr>
+              <w:tc>
+                <w:tcPr/>
+                <w:p>
+                  <w:pPr>
+                    <w:pStyle w:val="Compact"/>
+                  </w:pPr>
+                  <w:r>
+                    <w:t xml:space="preserve">2</w:t>
+                  </w:r>
+                </w:p>
+              </w:tc>
+              <w:tc>
+                <w:tcPr/>
+                <w:p>
+                  <w:pPr>
+                    <w:pStyle w:val="Compact"/>
+                  </w:pPr>
+                  <w:r>
+                    <w:t xml:space="preserve">C</w:t>
+                  </w:r>
+                </w:p>
+              </w:tc>
+              <w:tc>
+                <w:tcPr/>
+                <w:p>
+                  <w:pPr>
+                    <w:pStyle w:val="Compact"/>
+                  </w:pPr>
+                  <w:r>
+                    <w:t xml:space="preserve">3</w:t>
+                  </w:r>
+                </w:p>
+              </w:tc>
+            </w:tr>
+          </w:tbl>
+          <w:p/>
+        </w:tc>
+        <w:tc>
+          <w:tcPr/>
+          <w:p>
+            <w:pPr>
+              <w:pStyle w:val="BodyText"/>
+            </w:pPr>
+            <w:pPr>
+              <w:jc w:val="center"/>
+              <w:spacing w:before="200"/>
+              <w:pStyle w:val="ImageCaption"/>
+            </w:pPr>
+          </w:p>
+          <w:tbl>
+            <w:tblPr>
+              <w:tblStyle w:val="Table"/>
+              <w:tblW w:type="pct" w:w="4900"/>
+              <w:tblLayout w:type="fixed"/>
+              <w:tblLook w:firstRow="1" w:lastRow="0" w:firstColumn="0" w:lastColumn="0" w:noHBand="0" w:noVBand="0" w:val="0020"/>
+            </w:tblPr>
+            <w:tblGrid>
+              <w:gridCol w:w="2587"/>
+              <w:gridCol w:w="2587"/>
+              <w:gridCol w:w="2587"/>
+            </w:tblGrid>
+            <w:tr>
+              <w:trPr>
+                <w:tblHeader w:val="on"/>
+              </w:trPr>
+              <w:tc>
+                <w:tcPr/>
+                <w:p>
+                  <w:pPr>
+                    <w:pStyle w:val="Compact"/>
+                  </w:pPr>
+                </w:p>
+              </w:tc>
+              <w:tc>
+                <w:tcPr>
+                  <w:gridSpan w:val="2"/>
+                </w:tcPr>
+                <w:p>
+                  <w:pPr>
+                    <w:pStyle w:val="Compact"/>
+                  </w:pPr>
+                  <w:r>
+                    <w:t xml:space="preserve">df_right</w:t>
+                  </w:r>
+                </w:p>
+              </w:tc>
+            </w:tr>
+            <w:tr>
+              <w:trPr>
+                <w:tblHeader w:val="on"/>
+              </w:trPr>
+              <w:tc>
+                <w:tcPr/>
+                <w:p>
+                  <w:pPr>
+                    <w:pStyle w:val="Compact"/>
+                  </w:pPr>
+                </w:p>
+              </w:tc>
+              <w:tc>
+                <w:tcPr/>
+                <w:p>
+                  <w:pPr>
+                    <w:pStyle w:val="Compact"/>
+                  </w:pPr>
+                  <w:r>
+                    <w:t xml:space="preserve">key</w:t>
+                  </w:r>
+                </w:p>
+              </w:tc>
+              <w:tc>
+                <w:tcPr/>
+                <w:p>
+                  <w:pPr>
+                    <w:pStyle w:val="Compact"/>
+                  </w:pPr>
+                  <w:r>
+                    <w:t xml:space="preserve">value2</w:t>
+                  </w:r>
+                </w:p>
+              </w:tc>
+            </w:tr>
+            <w:tr>
+              <w:tc>
+                <w:tcPr/>
+                <w:p>
+                  <w:pPr>
+                    <w:pStyle w:val="Compact"/>
+                  </w:pPr>
+                  <w:r>
+                    <w:t xml:space="preserve">0</w:t>
+                  </w:r>
+                </w:p>
+              </w:tc>
+              <w:tc>
+                <w:tcPr/>
+                <w:p>
+                  <w:pPr>
+                    <w:pStyle w:val="Compact"/>
+                  </w:pPr>
+                  <w:r>
+                    <w:t xml:space="preserve">A</w:t>
+                  </w:r>
+                </w:p>
+              </w:tc>
+              <w:tc>
+                <w:tcPr/>
+                <w:p>
+                  <w:pPr>
+                    <w:pStyle w:val="Compact"/>
+                  </w:pPr>
+                  <w:r>
+                    <w:t xml:space="preserve">1</w:t>
+                  </w:r>
+                </w:p>
+              </w:tc>
+            </w:tr>
+            <w:tr>
+              <w:tc>
+                <w:tcPr/>
+                <w:p>
+                  <w:pPr>
+                    <w:pStyle w:val="Compact"/>
+                  </w:pPr>
+                  <w:r>
+                    <w:t xml:space="preserve">1</w:t>
+                  </w:r>
+                </w:p>
+              </w:tc>
+              <w:tc>
+                <w:tcPr/>
+                <w:p>
+                  <w:pPr>
+                    <w:pStyle w:val="Compact"/>
+                  </w:pPr>
+                  <w:r>
+                    <w:t xml:space="preserve">B</w:t>
+                  </w:r>
+                </w:p>
+              </w:tc>
+              <w:tc>
+                <w:tcPr/>
+                <w:p>
+                  <w:pPr>
+                    <w:pStyle w:val="Compact"/>
+                  </w:pPr>
+                  <w:r>
+                    <w:t xml:space="preserve">2</w:t>
+                  </w:r>
+                </w:p>
+              </w:tc>
+            </w:tr>
+            <w:tr>
+              <w:tc>
+                <w:tcPr/>
+                <w:p>
+                  <w:pPr>
+                    <w:pStyle w:val="Compact"/>
+                  </w:pPr>
+                  <w:r>
+                    <w:t xml:space="preserve">2</w:t>
+                  </w:r>
+                </w:p>
+              </w:tc>
+              <w:tc>
+                <w:tcPr/>
+                <w:p>
+                  <w:pPr>
+                    <w:pStyle w:val="Compact"/>
+                  </w:pPr>
+                  <w:r>
+                    <w:t xml:space="preserve">C</w:t>
+                  </w:r>
+                </w:p>
+              </w:tc>
+              <w:tc>
+                <w:tcPr/>
+                <w:p>
+                  <w:pPr>
+                    <w:pStyle w:val="Compact"/>
+                  </w:pPr>
+                  <w:r>
+                    <w:t xml:space="preserve">3</w:t>
+                  </w:r>
+                </w:p>
+              </w:tc>
+            </w:tr>
+          </w:tbl>
+          <w:p/>
+        </w:tc>
+      </w:tr>
+    </w:tbl>
+    <w:p>
+      <w:pPr>
+        <w:pStyle w:val="BodyText"/>
+      </w:pPr>
+      <w:r>
+        <w:t xml:space="preserve">On merging these two dataframes using four different options for</w:t>
+      </w:r>
+      <w:r>
+        <w:t xml:space="preserve"> </w:t>
+      </w:r>
+      <w:r>
+        <w:rPr>
+          <w:rStyle w:val="VerbatimChar"/>
+        </w:rPr>
+        <w:t xml:space="preserve">how</w:t>
+      </w:r>
+      <w:r>
+        <w:t xml:space="preserve">, we’ll get the following output. Notice the NaN values in case of</w:t>
+      </w:r>
+      <w:r>
+        <w:t xml:space="preserve"> </w:t>
+      </w:r>
+      <w:r>
+        <w:rPr>
+          <w:rStyle w:val="VerbatimChar"/>
+        </w:rPr>
+        <w:t xml:space="preserve">left</w:t>
+      </w:r>
+      <w:r>
+        <w:t xml:space="preserve">,</w:t>
+      </w:r>
+      <w:r>
+        <w:t xml:space="preserve"> </w:t>
+      </w:r>
+      <w:r>
+        <w:rPr>
+          <w:rStyle w:val="VerbatimChar"/>
+        </w:rPr>
+        <w:t xml:space="preserve">right</w:t>
+      </w:r>
+      <w:r>
+        <w:t xml:space="preserve">, and</w:t>
+      </w:r>
+      <w:r>
+        <w:t xml:space="preserve"> </w:t>
+      </w:r>
+      <w:r>
+        <w:rPr>
+          <w:rStyle w:val="VerbatimChar"/>
+        </w:rPr>
+        <w:t xml:space="preserve">outer</w:t>
+      </w:r>
+      <w:r>
+        <w:t xml:space="preserve"> </w:t>
+      </w:r>
+      <w:r>
+        <w:t xml:space="preserve">join.</w:t>
+      </w:r>
+    </w:p>
+    <w:tbl>
+      <w:tblPr>
+        <w:tblStyle w:val="Table"/>
+        <w:tblW w:type="pct" w:w="5000"/>
+        <w:tblLayout w:type="fixed"/>
+        <w:tblLook w:firstRow="0" w:lastRow="0" w:firstColumn="0" w:lastColumn="0" w:noHBand="0" w:noVBand="0" w:val="0000"/>
+      </w:tblPr>
+      <w:tblGrid>
+        <w:gridCol w:w="3960"/>
+        <w:gridCol w:w="3960"/>
+      </w:tblGrid>
+      <w:tr>
+        <w:tc>
+          <w:tcPr/>
+          <w:p>
+            <w:pPr>
+              <w:pStyle w:val="FirstParagraph"/>
+            </w:pPr>
+            <w:pPr>
+              <w:jc w:val="center"/>
+              <w:spacing w:before="200"/>
+              <w:pStyle w:val="ImageCaption"/>
+            </w:pPr>
+          </w:p>
+          <w:bookmarkStart w:id="187" w:name="T_a13f0"/>
+          <w:tbl>
+            <w:tblPr>
+              <w:tblStyle w:val="Table"/>
+              <w:tblW w:type="pct" w:w="4900"/>
+              <w:tblLayout w:type="fixed"/>
+              <w:tblLook w:firstRow="1" w:lastRow="0" w:firstColumn="0" w:lastColumn="0" w:noHBand="0" w:noVBand="0" w:val="0020"/>
+            </w:tblPr>
+            <w:tblGrid>
+              <w:gridCol w:w="7761"/>
+            </w:tblGrid>
+            <w:tr>
+              <w:trPr>
+                <w:tblHeader w:val="on"/>
+              </w:trPr>
+              <w:tc>
+                <w:tcPr/>
+                <w:p>
+                  <w:pPr>
+                    <w:pStyle w:val="Compact"/>
+                  </w:pPr>
+                  <w:r>
+                    <w:t xml:space="preserve">pd.merge(df_left, df_right, on="key", how="left")</w:t>
+                  </w:r>
+                </w:p>
+              </w:tc>
+            </w:tr>
+            <w:tr>
+              <w:tc>
+                <w:tcPr/>
+                <w:p>
+                  <w:pPr>
+                    <w:pStyle w:val="Compact"/>
+                  </w:pPr>
+                </w:p>
+              </w:tc>
+            </w:tr>
+          </w:tbl>
+          <w:bookmarkEnd w:id="187"/>
+          <w:p/>
+        </w:tc>
+        <w:tc>
+          <w:tcPr/>
+          <w:p>
+            <w:pPr>
+              <w:pStyle w:val="BodyText"/>
+            </w:pPr>
+            <w:pPr>
+              <w:jc w:val="center"/>
+              <w:spacing w:before="200"/>
+              <w:pStyle w:val="ImageCaption"/>
+            </w:pPr>
+          </w:p>
+          <w:bookmarkStart w:id="188" w:name="T_78018"/>
+          <w:tbl>
+            <w:tblPr>
+              <w:tblStyle w:val="Table"/>
+              <w:tblW w:type="pct" w:w="4900"/>
+              <w:tblLayout w:type="fixed"/>
+              <w:tblLook w:firstRow="1" w:lastRow="0" w:firstColumn="0" w:lastColumn="0" w:noHBand="0" w:noVBand="0" w:val="0020"/>
+            </w:tblPr>
+            <w:tblGrid>
+              <w:gridCol w:w="7761"/>
+            </w:tblGrid>
+            <w:tr>
+              <w:trPr>
+                <w:tblHeader w:val="on"/>
+              </w:trPr>
+              <w:tc>
+                <w:tcPr/>
+                <w:p>
+                  <w:pPr>
+                    <w:pStyle w:val="Compact"/>
+                  </w:pPr>
+                  <w:r>
+                    <w:t xml:space="preserve">pd.merge(df_left, df_right, on="key", how="right")</w:t>
+                  </w:r>
+                </w:p>
+              </w:tc>
+            </w:tr>
+            <w:tr>
+              <w:tc>
+                <w:tcPr/>
+                <w:p>
+                  <w:pPr>
+                    <w:pStyle w:val="Compact"/>
+                  </w:pPr>
+                </w:p>
+              </w:tc>
+            </w:tr>
+          </w:tbl>
+          <w:bookmarkEnd w:id="188"/>
+          <w:p/>
+        </w:tc>
+      </w:tr>
+    </w:tbl>
+    <w:p>
+      <w:pPr>
+        <w:framePr w:w="0" w:h="0" w:vAnchor="margin" w:hAnchor="margin" w:xAlign="right" w:yAlign="top"/>
+      </w:pPr>
+    </w:p>
+    <w:tbl>
+      <w:tblPr>
+        <w:tblStyle w:val="Table"/>
+        <w:tblW w:type="pct" w:w="5000"/>
+        <w:tblLayout w:type="fixed"/>
+        <w:tblLook w:firstRow="0" w:lastRow="0" w:firstColumn="0" w:lastColumn="0" w:noHBand="0" w:noVBand="0" w:val="0000"/>
+      </w:tblPr>
+      <w:tblGrid>
+        <w:gridCol w:w="3960"/>
+        <w:gridCol w:w="3960"/>
+      </w:tblGrid>
+      <w:tr>
+        <w:tc>
+          <w:tcPr/>
+          <w:p>
+            <w:pPr>
+              <w:pStyle w:val="FirstParagraph"/>
+            </w:pPr>
+            <w:pPr>
+              <w:jc w:val="center"/>
+              <w:spacing w:before="200"/>
+              <w:pStyle w:val="ImageCaption"/>
+            </w:pPr>
+          </w:p>
+          <w:tbl>
+            <w:tblPr>
+              <w:tblStyle w:val="Table"/>
+              <w:tblW w:type="pct" w:w="4900"/>
+              <w:tblLayout w:type="fixed"/>
+              <w:tblLook w:firstRow="1" w:lastRow="0" w:firstColumn="0" w:lastColumn="0" w:noHBand="0" w:noVBand="0" w:val="0020"/>
+            </w:tblPr>
+            <w:tblGrid>
+              <w:gridCol w:w="1940"/>
+              <w:gridCol w:w="1940"/>
+              <w:gridCol w:w="1940"/>
+              <w:gridCol w:w="1940"/>
+            </w:tblGrid>
+            <w:tr>
+              <w:trPr>
+                <w:tblHeader w:val="on"/>
+              </w:trPr>
+              <w:tc>
+                <w:tcPr/>
+                <w:p>
+                  <w:pPr>
+                    <w:pStyle w:val="Compact"/>
+                  </w:pPr>
+                </w:p>
+              </w:tc>
+              <w:tc>
+                <w:tcPr/>
+                <w:p>
+                  <w:pPr>
+                    <w:pStyle w:val="Compact"/>
+                  </w:pPr>
+                  <w:r>
+                    <w:t xml:space="preserve">key</w:t>
+                  </w:r>
+                </w:p>
+              </w:tc>
+              <w:tc>
+                <w:tcPr/>
+                <w:p>
+                  <w:pPr>
+                    <w:pStyle w:val="Compact"/>
+                  </w:pPr>
+                  <w:r>
+                    <w:t xml:space="preserve">value1</w:t>
+                  </w:r>
+                </w:p>
+              </w:tc>
+              <w:tc>
+                <w:tcPr/>
+                <w:p>
+                  <w:pPr>
+                    <w:pStyle w:val="Compact"/>
+                  </w:pPr>
+                  <w:r>
+                    <w:t xml:space="preserve">value2</w:t>
+                  </w:r>
+                </w:p>
+              </w:tc>
+            </w:tr>
+            <w:tr>
+              <w:tc>
+                <w:tcPr/>
+                <w:p>
+                  <w:pPr>
+                    <w:pStyle w:val="Compact"/>
+                  </w:pPr>
+                  <w:r>
+                    <w:t xml:space="preserve">0</w:t>
+                  </w:r>
+                </w:p>
+              </w:tc>
+              <w:tc>
+                <w:tcPr/>
+                <w:p>
+                  <w:pPr>
+                    <w:pStyle w:val="Compact"/>
+                  </w:pPr>
+                  <w:r>
+                    <w:t xml:space="preserve">A</w:t>
+                  </w:r>
+                </w:p>
+              </w:tc>
+              <w:tc>
+                <w:tcPr/>
+                <w:p>
+                  <w:pPr>
+                    <w:pStyle w:val="Compact"/>
+                  </w:pPr>
+                  <w:r>
+                    <w:t xml:space="preserve">1</w:t>
+                  </w:r>
+                </w:p>
+              </w:tc>
+              <w:tc>
+                <w:tcPr/>
+                <w:p>
+                  <w:pPr>
+                    <w:pStyle w:val="Compact"/>
+                  </w:pPr>
+                  <w:r>
+                    <w:t xml:space="preserve">NaN</w:t>
+                  </w:r>
+                </w:p>
+              </w:tc>
+            </w:tr>
+            <w:tr>
+              <w:tc>
+                <w:tcPr/>
+                <w:p>
+                  <w:pPr>
+                    <w:pStyle w:val="Compact"/>
+                  </w:pPr>
+                  <w:r>
+                    <w:t xml:space="preserve">1</w:t>
+                  </w:r>
+                </w:p>
+              </w:tc>
+              <w:tc>
+                <w:tcPr/>
+                <w:p>
+                  <w:pPr>
+                    <w:pStyle w:val="Compact"/>
+                  </w:pPr>
+                  <w:r>
+                    <w:t xml:space="preserve">B</w:t>
+                  </w:r>
+                </w:p>
+              </w:tc>
+              <w:tc>
+                <w:tcPr/>
+                <w:p>
+                  <w:pPr>
+                    <w:pStyle w:val="Compact"/>
+                  </w:pPr>
+                  <w:r>
+                    <w:t xml:space="preserve">2</w:t>
+                  </w:r>
+                </w:p>
+              </w:tc>
+              <w:tc>
+                <w:tcPr/>
+                <w:p>
+                  <w:pPr>
+                    <w:pStyle w:val="Compact"/>
+                  </w:pPr>
+                  <w:r>
+                    <w:t xml:space="preserve">4.0</w:t>
+                  </w:r>
+                </w:p>
+              </w:tc>
+            </w:tr>
+            <w:tr>
+              <w:tc>
+                <w:tcPr/>
+                <w:p>
+                  <w:pPr>
+                    <w:pStyle w:val="Compact"/>
+                  </w:pPr>
+                  <w:r>
+                    <w:t xml:space="preserve">2</w:t>
+                  </w:r>
+                </w:p>
+              </w:tc>
+              <w:tc>
+                <w:tcPr/>
+                <w:p>
+                  <w:pPr>
+                    <w:pStyle w:val="Compact"/>
+                  </w:pPr>
+                  <w:r>
+                    <w:t xml:space="preserve">C</w:t>
+                  </w:r>
+                </w:p>
+              </w:tc>
+              <w:tc>
+                <w:tcPr/>
+                <w:p>
+                  <w:pPr>
+                    <w:pStyle w:val="Compact"/>
+                  </w:pPr>
+                  <w:r>
+                    <w:t xml:space="preserve">3</w:t>
+                  </w:r>
+                </w:p>
+              </w:tc>
+              <w:tc>
+                <w:tcPr/>
+                <w:p>
+                  <w:pPr>
+                    <w:pStyle w:val="Compact"/>
+                  </w:pPr>
+                  <w:r>
+                    <w:t xml:space="preserve">5.0</w:t>
+                  </w:r>
+                </w:p>
+              </w:tc>
+            </w:tr>
+          </w:tbl>
+          <w:p/>
+        </w:tc>
+        <w:tc>
+          <w:tcPr/>
+          <w:p>
+            <w:pPr>
+              <w:pStyle w:val="BodyText"/>
+            </w:pPr>
+            <w:pPr>
+              <w:jc w:val="center"/>
+              <w:spacing w:before="200"/>
+              <w:pStyle w:val="ImageCaption"/>
+            </w:pPr>
+          </w:p>
+          <w:tbl>
+            <w:tblPr>
+              <w:tblStyle w:val="Table"/>
+              <w:tblW w:type="pct" w:w="4900"/>
+              <w:tblLayout w:type="fixed"/>
+              <w:tblLook w:firstRow="1" w:lastRow="0" w:firstColumn="0" w:lastColumn="0" w:noHBand="0" w:noVBand="0" w:val="0020"/>
+            </w:tblPr>
+            <w:tblGrid>
+              <w:gridCol w:w="1940"/>
+              <w:gridCol w:w="1940"/>
+              <w:gridCol w:w="1940"/>
+              <w:gridCol w:w="1940"/>
+            </w:tblGrid>
+            <w:tr>
+              <w:trPr>
+                <w:tblHeader w:val="on"/>
+              </w:trPr>
+              <w:tc>
+                <w:tcPr/>
+                <w:p>
+                  <w:pPr>
+                    <w:pStyle w:val="Compact"/>
+                  </w:pPr>
+                </w:p>
+              </w:tc>
+              <w:tc>
+                <w:tcPr/>
+                <w:p>
+                  <w:pPr>
+                    <w:pStyle w:val="Compact"/>
+                  </w:pPr>
+                  <w:r>
+                    <w:t xml:space="preserve">key</w:t>
+                  </w:r>
+                </w:p>
+              </w:tc>
+              <w:tc>
+                <w:tcPr/>
+                <w:p>
+                  <w:pPr>
+                    <w:pStyle w:val="Compact"/>
+                  </w:pPr>
+                  <w:r>
+                    <w:t xml:space="preserve">value1</w:t>
+                  </w:r>
+                </w:p>
+              </w:tc>
+              <w:tc>
+                <w:tcPr/>
+                <w:p>
+                  <w:pPr>
+                    <w:pStyle w:val="Compact"/>
+                  </w:pPr>
+                  <w:r>
+                    <w:t xml:space="preserve">value2</w:t>
+                  </w:r>
+                </w:p>
+              </w:tc>
+            </w:tr>
+            <w:tr>
+              <w:tc>
+                <w:tcPr/>
+                <w:p>
+                  <w:pPr>
+                    <w:pStyle w:val="Compact"/>
+                  </w:pPr>
+                  <w:r>
+                    <w:t xml:space="preserve">0</w:t>
+                  </w:r>
+                </w:p>
+              </w:tc>
+              <w:tc>
+                <w:tcPr/>
+                <w:p>
+                  <w:pPr>
+                    <w:pStyle w:val="Compact"/>
+                  </w:pPr>
+                  <w:r>
+                    <w:t xml:space="preserve">B</w:t>
+                  </w:r>
+                </w:p>
+              </w:tc>
+              <w:tc>
+                <w:tcPr/>
+                <w:p>
+                  <w:pPr>
+                    <w:pStyle w:val="Compact"/>
+                  </w:pPr>
+                  <w:r>
+                    <w:t xml:space="preserve">2.0</w:t>
+                  </w:r>
+                </w:p>
+              </w:tc>
+              <w:tc>
+                <w:tcPr/>
+                <w:p>
+                  <w:pPr>
+                    <w:pStyle w:val="Compact"/>
+                  </w:pPr>
+                  <w:r>
+                    <w:t xml:space="preserve">4</w:t>
+                  </w:r>
+                </w:p>
+              </w:tc>
+            </w:tr>
+            <w:tr>
+              <w:tc>
+                <w:tcPr/>
+                <w:p>
+                  <w:pPr>
+                    <w:pStyle w:val="Compact"/>
+                  </w:pPr>
+                  <w:r>
+                    <w:t xml:space="preserve">1</w:t>
+                  </w:r>
+                </w:p>
+              </w:tc>
+              <w:tc>
+                <w:tcPr/>
+                <w:p>
+                  <w:pPr>
+                    <w:pStyle w:val="Compact"/>
+                  </w:pPr>
+                  <w:r>
+                    <w:t xml:space="preserve">C</w:t>
+                  </w:r>
+                </w:p>
+              </w:tc>
+              <w:tc>
+                <w:tcPr/>
+                <w:p>
+                  <w:pPr>
+                    <w:pStyle w:val="Compact"/>
+                  </w:pPr>
+                  <w:r>
+                    <w:t xml:space="preserve">3.0</w:t>
+                  </w:r>
+                </w:p>
+              </w:tc>
+              <w:tc>
+                <w:tcPr/>
+                <w:p>
+                  <w:pPr>
+                    <w:pStyle w:val="Compact"/>
+                  </w:pPr>
+                  <w:r>
+                    <w:t xml:space="preserve">5</w:t>
+                  </w:r>
+                </w:p>
+              </w:tc>
+            </w:tr>
+            <w:tr>
+              <w:tc>
+                <w:tcPr/>
+                <w:p>
+                  <w:pPr>
+                    <w:pStyle w:val="Compact"/>
+                  </w:pPr>
+                  <w:r>
+                    <w:t xml:space="preserve">2</w:t>
+                  </w:r>
+                </w:p>
+              </w:tc>
+              <w:tc>
+                <w:tcPr/>
+                <w:p>
+                  <w:pPr>
+                    <w:pStyle w:val="Compact"/>
+                  </w:pPr>
+                  <w:r>
+                    <w:t xml:space="preserve">D</w:t>
+                  </w:r>
+                </w:p>
+              </w:tc>
+              <w:tc>
+                <w:tcPr/>
+                <w:p>
+                  <w:pPr>
+                    <w:pStyle w:val="Compact"/>
+                  </w:pPr>
+                  <w:r>
+                    <w:t xml:space="preserve">NaN</w:t>
+                  </w:r>
+                </w:p>
+              </w:tc>
+              <w:tc>
+                <w:tcPr/>
+                <w:p>
+                  <w:pPr>
+                    <w:pStyle w:val="Compact"/>
+                  </w:pPr>
+                  <w:r>
+                    <w:t xml:space="preserve">6</w:t>
+                  </w:r>
+                </w:p>
+              </w:tc>
+            </w:tr>
+          </w:tbl>
+          <w:p/>
+        </w:tc>
+      </w:tr>
+    </w:tbl>
+    <w:p>
+      <w:pPr>
+        <w:framePr w:w="0" w:h="0" w:vAnchor="margin" w:hAnchor="margin" w:xAlign="right" w:yAlign="top"/>
+      </w:pPr>
+    </w:p>
+    <w:tbl>
+      <w:tblPr>
+        <w:tblStyle w:val="Table"/>
+        <w:tblW w:type="pct" w:w="5000"/>
+        <w:tblLayout w:type="fixed"/>
+        <w:tblLook w:firstRow="0" w:lastRow="0" w:firstColumn="0" w:lastColumn="0" w:noHBand="0" w:noVBand="0" w:val="0000"/>
+      </w:tblPr>
+      <w:tblGrid>
+        <w:gridCol w:w="3960"/>
+        <w:gridCol w:w="3960"/>
+      </w:tblGrid>
+      <w:tr>
+        <w:tc>
+          <w:tcPr/>
+          <w:p>
+            <w:pPr>
+              <w:pStyle w:val="FirstParagraph"/>
+            </w:pPr>
+            <w:pPr>
+              <w:jc w:val="center"/>
+              <w:spacing w:before="200"/>
+              <w:pStyle w:val="ImageCaption"/>
+            </w:pPr>
+          </w:p>
+          <w:bookmarkStart w:id="189" w:name="T_4e94d"/>
+          <w:tbl>
+            <w:tblPr>
+              <w:tblStyle w:val="Table"/>
+              <w:tblW w:type="pct" w:w="4900"/>
+              <w:tblLayout w:type="fixed"/>
+              <w:tblLook w:firstRow="1" w:lastRow="0" w:firstColumn="0" w:lastColumn="0" w:noHBand="0" w:noVBand="0" w:val="0020"/>
+            </w:tblPr>
+            <w:tblGrid>
+              <w:gridCol w:w="7761"/>
+            </w:tblGrid>
+            <w:tr>
+              <w:trPr>
+                <w:tblHeader w:val="on"/>
+              </w:trPr>
+              <w:tc>
+                <w:tcPr/>
+                <w:p>
+                  <w:pPr>
+                    <w:pStyle w:val="Compact"/>
+                  </w:pPr>
+                  <w:r>
+                    <w:t xml:space="preserve">pd.merge(df_left, df_right, on="key", how="inner")</w:t>
+                  </w:r>
+                </w:p>
+              </w:tc>
+            </w:tr>
+            <w:tr>
+              <w:tc>
+                <w:tcPr/>
+                <w:p>
+                  <w:pPr>
+                    <w:pStyle w:val="Compact"/>
+                  </w:pPr>
+                </w:p>
+              </w:tc>
+            </w:tr>
+          </w:tbl>
+          <w:bookmarkEnd w:id="189"/>
+          <w:p/>
+        </w:tc>
+        <w:tc>
+          <w:tcPr/>
+          <w:p>
+            <w:pPr>
+              <w:pStyle w:val="BodyText"/>
+            </w:pPr>
+            <w:pPr>
+              <w:jc w:val="center"/>
+              <w:spacing w:before="200"/>
+              <w:pStyle w:val="ImageCaption"/>
+            </w:pPr>
+          </w:p>
+          <w:bookmarkStart w:id="190" w:name="T_31bd0"/>
+          <w:tbl>
+            <w:tblPr>
+              <w:tblStyle w:val="Table"/>
+              <w:tblW w:type="pct" w:w="4900"/>
+              <w:tblLayout w:type="fixed"/>
+              <w:tblLook w:firstRow="1" w:lastRow="0" w:firstColumn="0" w:lastColumn="0" w:noHBand="0" w:noVBand="0" w:val="0020"/>
+            </w:tblPr>
+            <w:tblGrid>
+              <w:gridCol w:w="7761"/>
+            </w:tblGrid>
+            <w:tr>
+              <w:trPr>
+                <w:tblHeader w:val="on"/>
+              </w:trPr>
+              <w:tc>
+                <w:tcPr/>
+                <w:p>
+                  <w:pPr>
+                    <w:pStyle w:val="Compact"/>
+                  </w:pPr>
+                  <w:r>
+                    <w:t xml:space="preserve">pd.merge(df_left, df_right, on="key", how="outer")</w:t>
+                  </w:r>
+                </w:p>
+              </w:tc>
+            </w:tr>
+            <w:tr>
+              <w:tc>
+                <w:tcPr/>
+                <w:p>
+                  <w:pPr>
+                    <w:pStyle w:val="Compact"/>
+                  </w:pPr>
+                </w:p>
+              </w:tc>
+            </w:tr>
+          </w:tbl>
+          <w:bookmarkEnd w:id="190"/>
+          <w:p/>
+        </w:tc>
+      </w:tr>
+    </w:tbl>
+    <w:p>
+      <w:pPr>
+        <w:framePr w:w="0" w:h="0" w:vAnchor="margin" w:hAnchor="margin" w:xAlign="right" w:yAlign="top"/>
+      </w:pPr>
+    </w:p>
+    <w:tbl>
+      <w:tblPr>
+        <w:tblStyle w:val="Table"/>
+        <w:tblW w:type="pct" w:w="5000"/>
+        <w:tblLayout w:type="fixed"/>
+        <w:tblLook w:firstRow="0" w:lastRow="0" w:firstColumn="0" w:lastColumn="0" w:noHBand="0" w:noVBand="0" w:val="0000"/>
+      </w:tblPr>
+      <w:tblGrid>
+        <w:gridCol w:w="3960"/>
+        <w:gridCol w:w="3960"/>
+      </w:tblGrid>
+      <w:tr>
+        <w:tc>
+          <w:tcPr/>
+          <w:p>
+            <w:pPr>
+              <w:pStyle w:val="FirstParagraph"/>
+            </w:pPr>
+            <w:pPr>
+              <w:jc w:val="center"/>
+              <w:spacing w:before="200"/>
+              <w:pStyle w:val="ImageCaption"/>
+            </w:pPr>
+          </w:p>
+          <w:tbl>
+            <w:tblPr>
+              <w:tblStyle w:val="Table"/>
+              <w:tblW w:type="pct" w:w="4900"/>
+              <w:tblLayout w:type="fixed"/>
+              <w:tblLook w:firstRow="1" w:lastRow="0" w:firstColumn="0" w:lastColumn="0" w:noHBand="0" w:noVBand="0" w:val="0020"/>
+            </w:tblPr>
+            <w:tblGrid>
+              <w:gridCol w:w="1940"/>
+              <w:gridCol w:w="1940"/>
+              <w:gridCol w:w="1940"/>
+              <w:gridCol w:w="1940"/>
+            </w:tblGrid>
+            <w:tr>
+              <w:trPr>
+                <w:tblHeader w:val="on"/>
+              </w:trPr>
+              <w:tc>
+                <w:tcPr/>
+                <w:p>
+                  <w:pPr>
+                    <w:pStyle w:val="Compact"/>
+                  </w:pPr>
+                </w:p>
+              </w:tc>
+              <w:tc>
+                <w:tcPr/>
+                <w:p>
+                  <w:pPr>
+                    <w:pStyle w:val="Compact"/>
+                  </w:pPr>
+                  <w:r>
+                    <w:t xml:space="preserve">key</w:t>
+                  </w:r>
+                </w:p>
+              </w:tc>
+              <w:tc>
+                <w:tcPr/>
+                <w:p>
+                  <w:pPr>
+                    <w:pStyle w:val="Compact"/>
+                  </w:pPr>
+                  <w:r>
+                    <w:t xml:space="preserve">value1</w:t>
+                  </w:r>
+                </w:p>
+              </w:tc>
+              <w:tc>
+                <w:tcPr/>
+                <w:p>
+                  <w:pPr>
+                    <w:pStyle w:val="Compact"/>
+                  </w:pPr>
+                  <w:r>
+                    <w:t xml:space="preserve">value2</w:t>
+                  </w:r>
+                </w:p>
+              </w:tc>
+            </w:tr>
+            <w:tr>
+              <w:tc>
+                <w:tcPr/>
+                <w:p>
+                  <w:pPr>
+                    <w:pStyle w:val="Compact"/>
+                  </w:pPr>
+                  <w:r>
+                    <w:t xml:space="preserve">0</w:t>
+                  </w:r>
+                </w:p>
+              </w:tc>
+              <w:tc>
+                <w:tcPr/>
+                <w:p>
+                  <w:pPr>
+                    <w:pStyle w:val="Compact"/>
+                  </w:pPr>
+                  <w:r>
+                    <w:t xml:space="preserve">B</w:t>
+                  </w:r>
+                </w:p>
+              </w:tc>
+              <w:tc>
+                <w:tcPr/>
+                <w:p>
+                  <w:pPr>
+                    <w:pStyle w:val="Compact"/>
+                  </w:pPr>
+                  <w:r>
+                    <w:t xml:space="preserve">2</w:t>
+                  </w:r>
+                </w:p>
+              </w:tc>
+              <w:tc>
+                <w:tcPr/>
+                <w:p>
+                  <w:pPr>
+                    <w:pStyle w:val="Compact"/>
+                  </w:pPr>
+                  <w:r>
+                    <w:t xml:space="preserve">4</w:t>
+                  </w:r>
+                </w:p>
+              </w:tc>
+            </w:tr>
+            <w:tr>
+              <w:tc>
+                <w:tcPr/>
+                <w:p>
+                  <w:pPr>
+                    <w:pStyle w:val="Compact"/>
+                  </w:pPr>
+                  <w:r>
+                    <w:t xml:space="preserve">1</w:t>
+                  </w:r>
+                </w:p>
+              </w:tc>
+              <w:tc>
+                <w:tcPr/>
+                <w:p>
+                  <w:pPr>
+                    <w:pStyle w:val="Compact"/>
+                  </w:pPr>
+                  <w:r>
+                    <w:t xml:space="preserve">C</w:t>
+                  </w:r>
+                </w:p>
+              </w:tc>
+              <w:tc>
+                <w:tcPr/>
+                <w:p>
+                  <w:pPr>
+                    <w:pStyle w:val="Compact"/>
+                  </w:pPr>
+                  <w:r>
+                    <w:t xml:space="preserve">3</w:t>
+                  </w:r>
+                </w:p>
+              </w:tc>
+              <w:tc>
+                <w:tcPr/>
+                <w:p>
+                  <w:pPr>
+                    <w:pStyle w:val="Compact"/>
+                  </w:pPr>
+                  <w:r>
+                    <w:t xml:space="preserve">5</w:t>
+                  </w:r>
+                </w:p>
+              </w:tc>
+            </w:tr>
+          </w:tbl>
+          <w:p/>
+        </w:tc>
+        <w:tc>
+          <w:tcPr/>
+          <w:p>
+            <w:pPr>
+              <w:pStyle w:val="BodyText"/>
+            </w:pPr>
+            <w:pPr>
+              <w:jc w:val="center"/>
+              <w:spacing w:before="200"/>
+              <w:pStyle w:val="ImageCaption"/>
+            </w:pPr>
+          </w:p>
+          <w:tbl>
+            <w:tblPr>
+              <w:tblStyle w:val="Table"/>
+              <w:tblW w:type="pct" w:w="4900"/>
+              <w:tblLayout w:type="fixed"/>
+              <w:tblLook w:firstRow="1" w:lastRow="0" w:firstColumn="0" w:lastColumn="0" w:noHBand="0" w:noVBand="0" w:val="0020"/>
+            </w:tblPr>
+            <w:tblGrid>
+              <w:gridCol w:w="1940"/>
+              <w:gridCol w:w="1940"/>
+              <w:gridCol w:w="1940"/>
+              <w:gridCol w:w="1940"/>
+            </w:tblGrid>
+            <w:tr>
+              <w:trPr>
+                <w:tblHeader w:val="on"/>
+              </w:trPr>
+              <w:tc>
+                <w:tcPr/>
+                <w:p>
+                  <w:pPr>
+                    <w:pStyle w:val="Compact"/>
+                  </w:pPr>
+                </w:p>
+              </w:tc>
+              <w:tc>
+                <w:tcPr/>
+                <w:p>
+                  <w:pPr>
+                    <w:pStyle w:val="Compact"/>
+                  </w:pPr>
+                  <w:r>
+                    <w:t xml:space="preserve">key</w:t>
+                  </w:r>
+                </w:p>
+              </w:tc>
+              <w:tc>
+                <w:tcPr/>
+                <w:p>
+                  <w:pPr>
+                    <w:pStyle w:val="Compact"/>
+                  </w:pPr>
+                  <w:r>
+                    <w:t xml:space="preserve">value1</w:t>
+                  </w:r>
+                </w:p>
+              </w:tc>
+              <w:tc>
+                <w:tcPr/>
+                <w:p>
+                  <w:pPr>
+                    <w:pStyle w:val="Compact"/>
+                  </w:pPr>
+                  <w:r>
+                    <w:t xml:space="preserve">value2</w:t>
+                  </w:r>
+                </w:p>
+              </w:tc>
+            </w:tr>
+            <w:tr>
+              <w:tc>
+                <w:tcPr/>
+                <w:p>
+                  <w:pPr>
+                    <w:pStyle w:val="Compact"/>
+                  </w:pPr>
+                  <w:r>
+                    <w:t xml:space="preserve">0</w:t>
+                  </w:r>
+                </w:p>
+              </w:tc>
+              <w:tc>
+                <w:tcPr/>
+                <w:p>
+                  <w:pPr>
+                    <w:pStyle w:val="Compact"/>
+                  </w:pPr>
+                  <w:r>
+                    <w:t xml:space="preserve">A</w:t>
+                  </w:r>
+                </w:p>
+              </w:tc>
+              <w:tc>
+                <w:tcPr/>
+                <w:p>
+                  <w:pPr>
+                    <w:pStyle w:val="Compact"/>
+                  </w:pPr>
+                  <w:r>
+                    <w:t xml:space="preserve">1.0</w:t>
+                  </w:r>
+                </w:p>
+              </w:tc>
+              <w:tc>
+                <w:tcPr/>
+                <w:p>
+                  <w:pPr>
+                    <w:pStyle w:val="Compact"/>
+                  </w:pPr>
+                  <w:r>
+                    <w:t xml:space="preserve">NaN</w:t>
+                  </w:r>
+                </w:p>
+              </w:tc>
+            </w:tr>
+            <w:tr>
+              <w:tc>
+                <w:tcPr/>
+                <w:p>
+                  <w:pPr>
+                    <w:pStyle w:val="Compact"/>
+                  </w:pPr>
+                  <w:r>
+                    <w:t xml:space="preserve">1</w:t>
+                  </w:r>
+                </w:p>
+              </w:tc>
+              <w:tc>
+                <w:tcPr/>
+                <w:p>
+                  <w:pPr>
+                    <w:pStyle w:val="Compact"/>
+                  </w:pPr>
+                  <w:r>
+                    <w:t xml:space="preserve">B</w:t>
+                  </w:r>
+                </w:p>
+              </w:tc>
+              <w:tc>
+                <w:tcPr/>
+                <w:p>
+                  <w:pPr>
+                    <w:pStyle w:val="Compact"/>
+                  </w:pPr>
+                  <w:r>
+                    <w:t xml:space="preserve">2.0</w:t>
+                  </w:r>
+                </w:p>
+              </w:tc>
+              <w:tc>
+                <w:tcPr/>
+                <w:p>
+                  <w:pPr>
+                    <w:pStyle w:val="Compact"/>
+                  </w:pPr>
+                  <w:r>
+                    <w:t xml:space="preserve">4.0</w:t>
+                  </w:r>
+                </w:p>
+              </w:tc>
+            </w:tr>
+            <w:tr>
+              <w:tc>
+                <w:tcPr/>
+                <w:p>
+                  <w:pPr>
+                    <w:pStyle w:val="Compact"/>
+                  </w:pPr>
+                  <w:r>
+                    <w:t xml:space="preserve">2</w:t>
+                  </w:r>
+                </w:p>
+              </w:tc>
+              <w:tc>
+                <w:tcPr/>
+                <w:p>
+                  <w:pPr>
+                    <w:pStyle w:val="Compact"/>
+                  </w:pPr>
+                  <w:r>
+                    <w:t xml:space="preserve">C</w:t>
+                  </w:r>
+                </w:p>
+              </w:tc>
+              <w:tc>
+                <w:tcPr/>
+                <w:p>
+                  <w:pPr>
+                    <w:pStyle w:val="Compact"/>
+                  </w:pPr>
+                  <w:r>
+                    <w:t xml:space="preserve">3.0</w:t>
+                  </w:r>
+                </w:p>
+              </w:tc>
+              <w:tc>
+                <w:tcPr/>
+                <w:p>
+                  <w:pPr>
+                    <w:pStyle w:val="Compact"/>
+                  </w:pPr>
+                  <w:r>
+                    <w:t xml:space="preserve">5.0</w:t>
+                  </w:r>
+                </w:p>
+              </w:tc>
+            </w:tr>
+            <w:tr>
+              <w:tc>
+                <w:tcPr/>
+                <w:p>
+                  <w:pPr>
+                    <w:pStyle w:val="Compact"/>
+                  </w:pPr>
+                  <w:r>
+                    <w:t xml:space="preserve">3</w:t>
+                  </w:r>
+                </w:p>
+              </w:tc>
+              <w:tc>
+                <w:tcPr/>
+                <w:p>
+                  <w:pPr>
+                    <w:pStyle w:val="Compact"/>
+                  </w:pPr>
+                  <w:r>
+                    <w:t xml:space="preserve">D</w:t>
+                  </w:r>
+                </w:p>
+              </w:tc>
+              <w:tc>
+                <w:tcPr/>
+                <w:p>
+                  <w:pPr>
+                    <w:pStyle w:val="Compact"/>
+                  </w:pPr>
+                  <w:r>
+                    <w:t xml:space="preserve">NaN</w:t>
+                  </w:r>
+                </w:p>
+              </w:tc>
+              <w:tc>
+                <w:tcPr/>
+                <w:p>
+                  <w:pPr>
+                    <w:pStyle w:val="Compact"/>
+                  </w:pPr>
+                  <w:r>
+                    <w:t xml:space="preserve">6.0</w:t>
+                  </w:r>
+                </w:p>
+              </w:tc>
+            </w:tr>
+          </w:tbl>
+          <w:p/>
+        </w:tc>
+      </w:tr>
+    </w:tbl>
+    <w:bookmarkEnd w:id="191"/>
+    <w:bookmarkStart w:id="195" w:name="join"/>
     <w:p>
       <w:pPr>
         <w:pStyle w:val="Heading3"/>
@@ -44117,18 +45821,18 @@
           <wp:inline>
             <wp:extent cx="5334000" cy="1081720"/>
             <wp:effectExtent b="0" l="0" r="0" t="0"/>
-            <wp:docPr descr="" title="" id="189" name="Picture"/>
+            <wp:docPr descr="" title="" id="193" name="Picture"/>
             <a:graphic>
               <a:graphicData uri="http://schemas.openxmlformats.org/drawingml/2006/picture">
                 <pic:pic>
                   <pic:nvPicPr>
-                    <pic:cNvPr descr="Pandas_files/figure-docx/cell-20-output-1.png" id="190" name="Picture"/>
+                    <pic:cNvPr descr="Pandas_files/figure-docx/cell-23-output-1.png" id="194" name="Picture"/>
                     <pic:cNvPicPr>
                       <a:picLocks noChangeArrowheads="1" noChangeAspect="1"/>
                     </pic:cNvPicPr>
                   </pic:nvPicPr>
                   <pic:blipFill>
-                    <a:blip r:embed="rId188"/>
+                    <a:blip r:embed="rId192"/>
                     <a:stretch>
                       <a:fillRect/>
                     </a:stretch>
@@ -46133,9 +47837,9 @@
         </w:tc>
       </w:tr>
     </w:tbl>
-    <w:bookmarkEnd w:id="191"/>
-    <w:bookmarkEnd w:id="192"/>
-    <w:bookmarkStart w:id="193" w:name="groupby"/>
+    <w:bookmarkEnd w:id="195"/>
+    <w:bookmarkEnd w:id="196"/>
+    <w:bookmarkStart w:id="197" w:name="groupby"/>
     <w:p>
       <w:pPr>
         <w:pStyle w:val="Heading2"/>
@@ -47008,8 +48712,8 @@
         <w:t xml:space="preserve">Name: Marks, dtype: float64</w:t>
       </w:r>
     </w:p>
-    <w:bookmarkEnd w:id="193"/>
-    <w:bookmarkStart w:id="205" w:name="styling"/>
+    <w:bookmarkEnd w:id="197"/>
+    <w:bookmarkStart w:id="209" w:name="styling"/>
     <w:p>
       <w:pPr>
         <w:pStyle w:val="Heading2"/>
@@ -47356,7 +49060,7 @@
             <w:tr>
               <w:tc>
                 <w:tcPr/>
-                <w:bookmarkStart w:id="195" w:name="T_0bf34"/>
+                <w:bookmarkStart w:id="199" w:name="T_0bf34"/>
                 <w:p>
                   <w:pPr>
                     <w:jc w:val="center"/>
@@ -47370,7 +49074,7 @@
                     <w:t xml:space="preserve">Table 13.1: Column-wise highlighting of maximum value</w:t>
                   </w:r>
                 </w:p>
-                <w:bookmarkStart w:id="194" w:name="T_0bf34"/>
+                <w:bookmarkStart w:id="198" w:name="T_0bf34"/>
                 <w:tbl>
                   <w:tblPr>
                     <w:tblStyle w:val="Table"/>
@@ -47760,8 +49464,8 @@
                     </w:tc>
                   </w:tr>
                 </w:tbl>
-                <w:bookmarkEnd w:id="194"/>
-                <w:bookmarkEnd w:id="195"/>
+                <w:bookmarkEnd w:id="198"/>
+                <w:bookmarkEnd w:id="199"/>
                 <w:p/>
               </w:tc>
             </w:tr>
@@ -47793,7 +49497,7 @@
             <w:tr>
               <w:tc>
                 <w:tcPr/>
-                <w:bookmarkStart w:id="197" w:name="T_305d2"/>
+                <w:bookmarkStart w:id="201" w:name="T_305d2"/>
                 <w:p>
                   <w:pPr>
                     <w:jc w:val="center"/>
@@ -47807,7 +49511,7 @@
                     <w:t xml:space="preserve">Table 13.2: Row-wise highlighting of minimum value</w:t>
                   </w:r>
                 </w:p>
-                <w:bookmarkStart w:id="196" w:name="T_305d2"/>
+                <w:bookmarkStart w:id="200" w:name="T_305d2"/>
                 <w:tbl>
                   <w:tblPr>
                     <w:tblStyle w:val="Table"/>
@@ -48197,8 +49901,8 @@
                     </w:tc>
                   </w:tr>
                 </w:tbl>
-                <w:bookmarkEnd w:id="196"/>
-                <w:bookmarkEnd w:id="197"/>
+                <w:bookmarkEnd w:id="200"/>
+                <w:bookmarkEnd w:id="201"/>
                 <w:p/>
               </w:tc>
             </w:tr>
@@ -48659,7 +50363,7 @@
             <w:tr>
               <w:tc>
                 <w:tcPr/>
-                <w:bookmarkStart w:id="199" w:name="T_93ca9"/>
+                <w:bookmarkStart w:id="203" w:name="T_93ca9"/>
                 <w:p>
                   <w:pPr>
                     <w:jc w:val="center"/>
@@ -48673,7 +50377,7 @@
                     <w:t xml:space="preserve">Table 13.3: Column-wise background gradient</w:t>
                   </w:r>
                 </w:p>
-                <w:bookmarkStart w:id="198" w:name="T_93ca9"/>
+                <w:bookmarkStart w:id="202" w:name="T_93ca9"/>
                 <w:tbl>
                   <w:tblPr>
                     <w:tblStyle w:val="Table"/>
@@ -49063,8 +50767,8 @@
                     </w:tc>
                   </w:tr>
                 </w:tbl>
-                <w:bookmarkEnd w:id="198"/>
-                <w:bookmarkEnd w:id="199"/>
+                <w:bookmarkEnd w:id="202"/>
+                <w:bookmarkEnd w:id="203"/>
                 <w:p/>
               </w:tc>
             </w:tr>
@@ -49096,7 +50800,7 @@
             <w:tr>
               <w:tc>
                 <w:tcPr/>
-                <w:bookmarkStart w:id="201" w:name="T_e977d"/>
+                <w:bookmarkStart w:id="205" w:name="T_e977d"/>
                 <w:p>
                   <w:pPr>
                     <w:jc w:val="center"/>
@@ -49110,7 +50814,7 @@
                     <w:t xml:space="preserve">Table 13.4: Row-wise text gradient</w:t>
                   </w:r>
                 </w:p>
-                <w:bookmarkStart w:id="200" w:name="T_e977d"/>
+                <w:bookmarkStart w:id="204" w:name="T_e977d"/>
                 <w:tbl>
                   <w:tblPr>
                     <w:tblStyle w:val="Table"/>
@@ -49500,8 +51204,8 @@
                     </w:tc>
                   </w:tr>
                 </w:tbl>
-                <w:bookmarkEnd w:id="200"/>
-                <w:bookmarkEnd w:id="201"/>
+                <w:bookmarkEnd w:id="204"/>
+                <w:bookmarkEnd w:id="205"/>
                 <w:p/>
               </w:tc>
             </w:tr>
@@ -49510,7 +51214,7 @@
         </w:tc>
       </w:tr>
     </w:tbl>
-    <w:bookmarkStart w:id="204" w:name="bar-charts-within-dataframe"/>
+    <w:bookmarkStart w:id="208" w:name="bar-charts-within-dataframe"/>
     <w:p>
       <w:pPr>
         <w:pStyle w:val="Heading3"/>
@@ -50142,7 +51846,7 @@
       <w:tr>
         <w:tc>
           <w:tcPr/>
-          <w:bookmarkStart w:id="203" w:name="T_1a109"/>
+          <w:bookmarkStart w:id="207" w:name="T_1a109"/>
           <w:p>
             <w:pPr>
               <w:jc w:val="center"/>
@@ -50156,7 +51860,7 @@
               <w:t xml:space="preserve">Table 13.5: Dataframe with bar charts</w:t>
             </w:r>
           </w:p>
-          <w:bookmarkStart w:id="202" w:name="T_1a109"/>
+          <w:bookmarkStart w:id="206" w:name="T_1a109"/>
           <w:tbl>
             <w:tblPr>
               <w:tblStyle w:val="Table"/>
@@ -50473,15 +52177,15 @@
               </w:tc>
             </w:tr>
           </w:tbl>
-          <w:bookmarkEnd w:id="202"/>
-          <w:bookmarkEnd w:id="203"/>
+          <w:bookmarkEnd w:id="206"/>
+          <w:bookmarkEnd w:id="207"/>
           <w:p/>
         </w:tc>
       </w:tr>
     </w:tbl>
-    <w:bookmarkEnd w:id="204"/>
-    <w:bookmarkEnd w:id="205"/>
-    <w:bookmarkStart w:id="238" w:name="ploting"/>
+    <w:bookmarkEnd w:id="208"/>
+    <w:bookmarkEnd w:id="209"/>
+    <w:bookmarkStart w:id="242" w:name="ploting"/>
     <w:p>
       <w:pPr>
         <w:pStyle w:val="Heading2"/>
@@ -51194,18 +52898,18 @@
                 <wp:inline>
                   <wp:extent cx="2971800" cy="2092147"/>
                   <wp:effectExtent b="0" l="0" r="0" t="0"/>
-                  <wp:docPr descr="" title="" id="207" name="Picture"/>
+                  <wp:docPr descr="" title="" id="211" name="Picture"/>
                   <a:graphic>
                     <a:graphicData uri="http://schemas.openxmlformats.org/drawingml/2006/picture">
                       <pic:pic>
                         <pic:nvPicPr>
-                          <pic:cNvPr descr="Pandas_files/figure-docx/cell-33-output-1.png" id="208" name="Picture"/>
+                          <pic:cNvPr descr="Pandas_files/figure-docx/cell-36-output-1.png" id="212" name="Picture"/>
                           <pic:cNvPicPr>
                             <a:picLocks noChangeArrowheads="1" noChangeAspect="1"/>
                           </pic:cNvPicPr>
                         </pic:nvPicPr>
                         <pic:blipFill>
-                          <a:blip r:embed="rId206"/>
+                          <a:blip r:embed="rId210"/>
                           <a:stretch>
                             <a:fillRect/>
                           </a:stretch>
@@ -51244,18 +52948,18 @@
                 <wp:inline>
                   <wp:extent cx="2971800" cy="2068372"/>
                   <wp:effectExtent b="0" l="0" r="0" t="0"/>
-                  <wp:docPr descr="" title="" id="210" name="Picture"/>
+                  <wp:docPr descr="" title="" id="214" name="Picture"/>
                   <a:graphic>
                     <a:graphicData uri="http://schemas.openxmlformats.org/drawingml/2006/picture">
                       <pic:pic>
                         <pic:nvPicPr>
-                          <pic:cNvPr descr="Pandas_files/figure-docx/cell-33-output-2.png" id="211" name="Picture"/>
+                          <pic:cNvPr descr="Pandas_files/figure-docx/cell-36-output-2.png" id="215" name="Picture"/>
                           <pic:cNvPicPr>
                             <a:picLocks noChangeArrowheads="1" noChangeAspect="1"/>
                           </pic:cNvPicPr>
                         </pic:nvPicPr>
                         <pic:blipFill>
-                          <a:blip r:embed="rId209"/>
+                          <a:blip r:embed="rId213"/>
                           <a:stretch>
                             <a:fillRect/>
                           </a:stretch>
@@ -51285,7 +52989,7 @@
         </w:tc>
       </w:tr>
     </w:tbl>
-    <w:bookmarkStart w:id="212" w:name="the-iris-dataset"/>
+    <w:bookmarkStart w:id="216" w:name="the-iris-dataset"/>
     <w:p>
       <w:pPr>
         <w:pStyle w:val="Heading3"/>
@@ -53539,8 +55243,8 @@
         </w:tc>
       </w:tr>
     </w:tbl>
-    <w:bookmarkEnd w:id="212"/>
-    <w:bookmarkStart w:id="237" w:name="seaborn-library"/>
+    <w:bookmarkEnd w:id="216"/>
+    <w:bookmarkStart w:id="241" w:name="seaborn-library"/>
     <w:p>
       <w:pPr>
         <w:pStyle w:val="Heading3"/>
@@ -53711,18 +55415,18 @@
           <wp:inline>
             <wp:extent cx="5126181" cy="3999345"/>
             <wp:effectExtent b="0" l="0" r="0" t="0"/>
-            <wp:docPr descr="" title="" id="214" name="Picture"/>
+            <wp:docPr descr="" title="" id="218" name="Picture"/>
             <a:graphic>
               <a:graphicData uri="http://schemas.openxmlformats.org/drawingml/2006/picture">
                 <pic:pic>
                   <pic:nvPicPr>
-                    <pic:cNvPr descr="Pandas_files/figure-docx/cell-39-output-1.png" id="215" name="Picture"/>
+                    <pic:cNvPr descr="Pandas_files/figure-docx/cell-42-output-1.png" id="219" name="Picture"/>
                     <pic:cNvPicPr>
                       <a:picLocks noChangeArrowheads="1" noChangeAspect="1"/>
                     </pic:cNvPicPr>
                   </pic:nvPicPr>
                   <pic:blipFill>
-                    <a:blip r:embed="rId213"/>
+                    <a:blip r:embed="rId217"/>
                     <a:stretch>
                       <a:fillRect/>
                     </a:stretch>
@@ -53936,18 +55640,18 @@
           <wp:inline>
             <wp:extent cx="5320145" cy="5449454"/>
             <wp:effectExtent b="0" l="0" r="0" t="0"/>
-            <wp:docPr descr="" title="" id="217" name="Picture"/>
+            <wp:docPr descr="" title="" id="221" name="Picture"/>
             <a:graphic>
               <a:graphicData uri="http://schemas.openxmlformats.org/drawingml/2006/picture">
                 <pic:pic>
                   <pic:nvPicPr>
-                    <pic:cNvPr descr="Pandas_files/figure-docx/cell-40-output-1.png" id="218" name="Picture"/>
+                    <pic:cNvPr descr="Pandas_files/figure-docx/cell-43-output-1.png" id="222" name="Picture"/>
                     <pic:cNvPicPr>
                       <a:picLocks noChangeArrowheads="1" noChangeAspect="1"/>
                     </pic:cNvPicPr>
                   </pic:nvPicPr>
                   <pic:blipFill>
-                    <a:blip r:embed="rId216"/>
+                    <a:blip r:embed="rId220"/>
                     <a:stretch>
                       <a:fillRect/>
                     </a:stretch>
@@ -53983,18 +55687,18 @@
           <wp:inline>
             <wp:extent cx="5334000" cy="4625614"/>
             <wp:effectExtent b="0" l="0" r="0" t="0"/>
-            <wp:docPr descr="" title="" id="220" name="Picture"/>
+            <wp:docPr descr="" title="" id="224" name="Picture"/>
             <a:graphic>
               <a:graphicData uri="http://schemas.openxmlformats.org/drawingml/2006/picture">
                 <pic:pic>
                   <pic:nvPicPr>
-                    <pic:cNvPr descr="Pandas_files/figure-docx/cell-40-output-2.png" id="221" name="Picture"/>
+                    <pic:cNvPr descr="Pandas_files/figure-docx/cell-43-output-2.png" id="225" name="Picture"/>
                     <pic:cNvPicPr>
                       <a:picLocks noChangeArrowheads="1" noChangeAspect="1"/>
                     </pic:cNvPicPr>
                   </pic:nvPicPr>
                   <pic:blipFill>
-                    <a:blip r:embed="rId219"/>
+                    <a:blip r:embed="rId223"/>
                     <a:stretch>
                       <a:fillRect/>
                     </a:stretch>
@@ -54208,18 +55912,18 @@
           <wp:inline>
             <wp:extent cx="3398981" cy="2715490"/>
             <wp:effectExtent b="0" l="0" r="0" t="0"/>
-            <wp:docPr descr="" title="" id="223" name="Picture"/>
+            <wp:docPr descr="" title="" id="227" name="Picture"/>
             <a:graphic>
               <a:graphicData uri="http://schemas.openxmlformats.org/drawingml/2006/picture">
                 <pic:pic>
                   <pic:nvPicPr>
-                    <pic:cNvPr descr="Pandas_files/figure-docx/cell-41-output-1.png" id="224" name="Picture"/>
+                    <pic:cNvPr descr="Pandas_files/figure-docx/cell-44-output-1.png" id="228" name="Picture"/>
                     <pic:cNvPicPr>
                       <a:picLocks noChangeArrowheads="1" noChangeAspect="1"/>
                     </pic:cNvPicPr>
                   </pic:nvPicPr>
                   <pic:blipFill>
-                    <a:blip r:embed="rId222"/>
+                    <a:blip r:embed="rId226"/>
                     <a:stretch>
                       <a:fillRect/>
                     </a:stretch>
@@ -54946,18 +56650,18 @@
           <wp:inline>
             <wp:extent cx="5334000" cy="3919128"/>
             <wp:effectExtent b="0" l="0" r="0" t="0"/>
-            <wp:docPr descr="" title="" id="226" name="Picture"/>
+            <wp:docPr descr="" title="" id="230" name="Picture"/>
             <a:graphic>
               <a:graphicData uri="http://schemas.openxmlformats.org/drawingml/2006/picture">
                 <pic:pic>
                   <pic:nvPicPr>
-                    <pic:cNvPr descr="Pandas_files/figure-docx/cell-42-output-1.png" id="227" name="Picture"/>
+                    <pic:cNvPr descr="Pandas_files/figure-docx/cell-45-output-1.png" id="231" name="Picture"/>
                     <pic:cNvPicPr>
                       <a:picLocks noChangeArrowheads="1" noChangeAspect="1"/>
                     </pic:cNvPicPr>
                   </pic:nvPicPr>
                   <pic:blipFill>
-                    <a:blip r:embed="rId225"/>
+                    <a:blip r:embed="rId229"/>
                     <a:stretch>
                       <a:fillRect/>
                     </a:stretch>
@@ -55925,18 +57629,18 @@
           <wp:inline>
             <wp:extent cx="5334000" cy="2932917"/>
             <wp:effectExtent b="0" l="0" r="0" t="0"/>
-            <wp:docPr descr="" title="" id="229" name="Picture"/>
+            <wp:docPr descr="" title="" id="233" name="Picture"/>
             <a:graphic>
               <a:graphicData uri="http://schemas.openxmlformats.org/drawingml/2006/picture">
                 <pic:pic>
                   <pic:nvPicPr>
-                    <pic:cNvPr descr="Pandas_files/figure-docx/cell-44-output-1.png" id="230" name="Picture"/>
+                    <pic:cNvPr descr="Pandas_files/figure-docx/cell-47-output-1.png" id="234" name="Picture"/>
                     <pic:cNvPicPr>
                       <a:picLocks noChangeArrowheads="1" noChangeAspect="1"/>
                     </pic:cNvPicPr>
                   </pic:nvPicPr>
                   <pic:blipFill>
-                    <a:blip r:embed="rId228"/>
+                    <a:blip r:embed="rId232"/>
                     <a:stretch>
                       <a:fillRect/>
                     </a:stretch>
@@ -56529,18 +58233,18 @@
           <wp:inline>
             <wp:extent cx="5334000" cy="1837993"/>
             <wp:effectExtent b="0" l="0" r="0" t="0"/>
-            <wp:docPr descr="" title="" id="232" name="Picture"/>
+            <wp:docPr descr="" title="" id="236" name="Picture"/>
             <a:graphic>
               <a:graphicData uri="http://schemas.openxmlformats.org/drawingml/2006/picture">
                 <pic:pic>
                   <pic:nvPicPr>
-                    <pic:cNvPr descr="Pandas_files/figure-docx/cell-45-output-1.png" id="233" name="Picture"/>
+                    <pic:cNvPr descr="Pandas_files/figure-docx/cell-48-output-1.png" id="237" name="Picture"/>
                     <pic:cNvPicPr>
                       <a:picLocks noChangeArrowheads="1" noChangeAspect="1"/>
                     </pic:cNvPicPr>
                   </pic:nvPicPr>
                   <pic:blipFill>
-                    <a:blip r:embed="rId231"/>
+                    <a:blip r:embed="rId235"/>
                     <a:stretch>
                       <a:fillRect/>
                     </a:stretch>
@@ -57030,18 +58734,18 @@
           <wp:inline>
             <wp:extent cx="5334000" cy="3504154"/>
             <wp:effectExtent b="0" l="0" r="0" t="0"/>
-            <wp:docPr descr="" title="" id="235" name="Picture"/>
+            <wp:docPr descr="" title="" id="239" name="Picture"/>
             <a:graphic>
               <a:graphicData uri="http://schemas.openxmlformats.org/drawingml/2006/picture">
                 <pic:pic>
                   <pic:nvPicPr>
-                    <pic:cNvPr descr="Pandas_files/figure-docx/cell-46-output-1.png" id="236" name="Picture"/>
+                    <pic:cNvPr descr="Pandas_files/figure-docx/cell-49-output-1.png" id="240" name="Picture"/>
                     <pic:cNvPicPr>
                       <a:picLocks noChangeArrowheads="1" noChangeAspect="1"/>
                     </pic:cNvPicPr>
                   </pic:nvPicPr>
                   <pic:blipFill>
-                    <a:blip r:embed="rId234"/>
+                    <a:blip r:embed="rId238"/>
                     <a:stretch>
                       <a:fillRect/>
                     </a:stretch>
@@ -57068,10 +58772,10 @@
         </w:drawing>
       </w:r>
     </w:p>
-    <w:bookmarkEnd w:id="237"/>
-    <w:bookmarkEnd w:id="238"/>
-    <w:bookmarkEnd w:id="239"/>
-    <w:bookmarkStart w:id="247" w:name="functions"/>
+    <w:bookmarkEnd w:id="241"/>
+    <w:bookmarkEnd w:id="242"/>
+    <w:bookmarkEnd w:id="243"/>
+    <w:bookmarkStart w:id="251" w:name="functions"/>
     <w:p>
       <w:pPr>
         <w:pStyle w:val="Heading1"/>
@@ -57462,7 +59166,7 @@
         <w:t xml:space="preserve">keyword. When calling the function these returned values are assigned to specified variables. Below is an example of a function with two positional arguments. Notice that when calling this function the order of argument is important.</w:t>
       </w:r>
     </w:p>
-    <w:bookmarkStart w:id="240" w:name="arguments"/>
+    <w:bookmarkStart w:id="244" w:name="arguments"/>
     <w:p>
       <w:pPr>
         <w:pStyle w:val="Heading2"/>
@@ -57682,8 +59386,8 @@
         <w:t xml:space="preserve">64</w:t>
       </w:r>
     </w:p>
-    <w:bookmarkEnd w:id="240"/>
-    <w:bookmarkStart w:id="241" w:name="keyword-arguments"/>
+    <w:bookmarkEnd w:id="244"/>
+    <w:bookmarkStart w:id="245" w:name="keyword-arguments"/>
     <w:p>
       <w:pPr>
         <w:pStyle w:val="Heading2"/>
@@ -57944,8 +59648,8 @@
         <w:t xml:space="preserve">8</w:t>
       </w:r>
     </w:p>
-    <w:bookmarkEnd w:id="241"/>
-    <w:bookmarkStart w:id="242" w:name="variable-number-of-arguments"/>
+    <w:bookmarkEnd w:id="245"/>
+    <w:bookmarkStart w:id="246" w:name="variable-number-of-arguments"/>
     <w:p>
       <w:pPr>
         <w:pStyle w:val="Heading2"/>
@@ -58654,8 +60358,8 @@
         <w:t xml:space="preserve">)</w:t>
       </w:r>
     </w:p>
-    <w:bookmarkEnd w:id="242"/>
-    <w:bookmarkStart w:id="243" w:name="variable-number-of-keyword-arguments"/>
+    <w:bookmarkEnd w:id="246"/>
+    <w:bookmarkStart w:id="247" w:name="variable-number-of-keyword-arguments"/>
     <w:p>
       <w:pPr>
         <w:pStyle w:val="Heading2"/>
@@ -58947,8 +60651,8 @@
         <w:t xml:space="preserve">dict_values(['Sam', 20])</w:t>
       </w:r>
     </w:p>
-    <w:bookmarkEnd w:id="243"/>
-    <w:bookmarkStart w:id="246" w:name="reusing-functions"/>
+    <w:bookmarkEnd w:id="247"/>
+    <w:bookmarkStart w:id="250" w:name="reusing-functions"/>
     <w:p>
       <w:pPr>
         <w:pStyle w:val="Heading2"/>
@@ -59060,12 +60764,12 @@
                 <wp:inline>
                   <wp:extent cx="152400" cy="152400"/>
                   <wp:effectExtent b="0" l="0" r="0" t="0"/>
-                  <wp:docPr descr="" title="" id="244" name="Picture"/>
+                  <wp:docPr descr="" title="" id="248" name="Picture"/>
                   <a:graphic>
                     <a:graphicData uri="http://schemas.openxmlformats.org/drawingml/2006/picture">
                       <pic:pic>
                         <pic:nvPicPr>
-                          <pic:cNvPr descr="C:\Users\bioinfo guru\AppData\Local\Programs\Quarto\share\formats\docx\tip.png" id="245" name="Picture"/>
+                          <pic:cNvPr descr="C:\Users\bioinfo guru\AppData\Local\Programs\Quarto\share\formats\docx\tip.png" id="249" name="Picture"/>
                           <pic:cNvPicPr>
                             <a:picLocks noChangeArrowheads="1" noChangeAspect="1"/>
                           </pic:cNvPicPr>
@@ -59546,9 +61250,9 @@
         <w:t xml:space="preserve">variable for fileA would not be equal to __main__ and hence would not be called because the if condition there would be false.</w:t>
       </w:r>
     </w:p>
-    <w:bookmarkEnd w:id="246"/>
-    <w:bookmarkEnd w:id="247"/>
-    <w:bookmarkStart w:id="271" w:name="introduction-to-biopython"/>
+    <w:bookmarkEnd w:id="250"/>
+    <w:bookmarkEnd w:id="251"/>
+    <w:bookmarkStart w:id="275" w:name="introduction-to-biopython"/>
     <w:p>
       <w:pPr>
         <w:pStyle w:val="Heading1"/>
@@ -59587,7 +61291,7 @@
       <w:r>
         <w:t xml:space="preserve"> </w:t>
       </w:r>
-      <w:hyperlink r:id="rId248">
+      <w:hyperlink r:id="rId252">
         <w:r>
           <w:rPr>
             <w:rStyle w:val="Hyperlink"/>
@@ -59650,7 +61354,7 @@
         <w:t xml:space="preserve">1.86</w:t>
       </w:r>
     </w:p>
-    <w:bookmarkStart w:id="249" w:name="sequence-object"/>
+    <w:bookmarkStart w:id="253" w:name="sequence-object"/>
     <w:p>
       <w:pPr>
         <w:pStyle w:val="Heading2"/>
@@ -59899,8 +61603,8 @@
         <w:t xml:space="preserve">functions make sense only in the case of sequences and not in the case of any generic text.</w:t>
       </w:r>
     </w:p>
-    <w:bookmarkEnd w:id="249"/>
-    <w:bookmarkStart w:id="251" w:name="the-sequtils-package"/>
+    <w:bookmarkEnd w:id="253"/>
+    <w:bookmarkStart w:id="255" w:name="the-sequtils-package"/>
     <w:p>
       <w:pPr>
         <w:pStyle w:val="Heading2"/>
@@ -59919,7 +61623,7 @@
       <w:r>
         <w:t xml:space="preserve"> </w:t>
       </w:r>
-      <w:hyperlink r:id="rId250">
+      <w:hyperlink r:id="rId254">
         <w:r>
           <w:rPr>
             <w:rStyle w:val="VerbatimChar"/>
@@ -60201,8 +61905,8 @@
         <w:t xml:space="preserve"># get_amino_acid_percent can also be used.</w:t>
       </w:r>
     </w:p>
-    <w:bookmarkEnd w:id="251"/>
-    <w:bookmarkStart w:id="254" w:name="reading-and-writing-sequences"/>
+    <w:bookmarkEnd w:id="255"/>
+    <w:bookmarkStart w:id="258" w:name="reading-and-writing-sequences"/>
     <w:p>
       <w:pPr>
         <w:pStyle w:val="Heading2"/>
@@ -60289,7 +61993,7 @@
       <w:r>
         <w:t xml:space="preserve"> </w:t>
       </w:r>
-      <w:hyperlink r:id="rId252">
+      <w:hyperlink r:id="rId256">
         <w:r>
           <w:rPr>
             <w:rStyle w:val="Hyperlink"/>
@@ -60584,7 +62288,7 @@
         <w:t xml:space="preserve">MAVEGSTITSRIKNLLRSPSIKLRRSKAGNRREDLSSKVTLEKVLGITVSGGRGLACDPRSGLVAYPAGCVVVLFNPRKHKQHHILNSSRKTITALAFSPDGKYLVTGESGHMPAVRVWDVAEHSQVAELQEHKYGVACVAFSPSAKYIVSVGYQHDMIVNVWAWKKNIVVASNKVSSRVTAVSFSEDCSYFVTAGNRHIKFWYLDDSKTSKVNATVPLLGRSGLLGELRNNLFTDVACGRGKKADSTFCITSSGLLCEFSDRRLLDKWVELRNIDSFTTTVAHCISVSQDYIFCGCADGTVRLFNPSNLHFLSTLPRPHALGTDIASVTEASRLFSGVANARYPDTIALTFDPTNQWLSCVYNDHSIYVWDVRDPKKVGKVYSALYHSSCVWSVEVYPEVKDSNQACLPPSSFITCSSDNTIRLWNTESSGVHGSTLHRNILSSDLIKIIYVDGNTQALLDTELPGGDKADASLLDPRVGIRSVCVSPNGQHLASGDRMGTLRVHELQSLSEMLKVEAHDSEILCLEYSKPDTGLKLLASASRDRLIHVLDAGREYSLQQTLDEHSSSITAVKFAASDGQVRMISCGADKSIYFRTAQKSGDGVQFTRTHHVVRKTTLYDMDVEPSWKYTAIGCQDRNIRIFNISSGKQKKLFKGSQGEDGTLIKVQTDPSGIYIATSCSDKNLSIFDFSSGECVATMFGHSEIVTGMKFSNDCKHLISVSGDSCIFVWRLSSEMTISMRQRLAELRQRQRGGKQQGPSSPQRASGPNRHQAPSMLSPGPALSSDSDKEGEDEGTEEELPALPVLAKSTKKALASVPSPALPRSLSHWEMSRAQESVGFLDPAPAANPGPRRRGRWVQPGVELSVRSMLDLRQLETLAPSLQDPSQDSLAIIPSGPRKHGQEALETSLTSQNEKPPRPQASQPCSYPHIIRLLSQEEGVFAQDLEPAPIEDGIVYPEPSDNPTMDTSEFQVQAPARGTLGRVYPGSRSSEKHSPDSACSVDYSSSCLSSPEHPTEDSESTEPLSVDGISSDLEEPAEGDEEEEEEEGGMGPYGLQEGSPQTPDQEQFLKQHFETLASGAAPGAPVQVPERSESRSISSRFLLQVQTRPLREPSPSSSSLALMSRPAQVPQASGEQPRGNGANPPGAPPEVEPSSGNPSPQQAASVLLPRCRLNPDSSWAPKRVATASPFSGLQKAQSVHSLVPQERHEASLQAPSPGALLSREIEAQDGLGSLPPADGRPSRPHSYQNPTTSSMAKISRSISVGENLGLVAEPQAHAPIRVSPLSKLALPSRAHLVLDIPKPLPDRPTLAAFSPVTKGRAPGEAEKPGFPVGLGKAHSTTERWACLGEGTTPKPRTECQAHPGPSSPCAQQLPVSSLFQGPENLQPPPPEKTPNPMECTKPGAALSQDSEPAVSLEQCEQLVAELRGSVRQAVRLYHSVAGCKMPSAEQSRIAQLLRDTFSSVRQELEAVAGAVLSSPGSSPGAVGAEQTQALLEQYSELLLRAVERRMERKL</w:t>
       </w:r>
     </w:p>
-    <w:bookmarkStart w:id="253" w:name="writing-sequences"/>
+    <w:bookmarkStart w:id="257" w:name="writing-sequences"/>
     <w:p>
       <w:pPr>
         <w:pStyle w:val="Heading3"/>
@@ -60786,9 +62490,9 @@
         <w:t xml:space="preserve">)</w:t>
       </w:r>
     </w:p>
-    <w:bookmarkEnd w:id="253"/>
-    <w:bookmarkEnd w:id="254"/>
-    <w:bookmarkStart w:id="256" w:name="multiple-sequence-alignment"/>
+    <w:bookmarkEnd w:id="257"/>
+    <w:bookmarkEnd w:id="258"/>
+    <w:bookmarkStart w:id="260" w:name="multiple-sequence-alignment"/>
     <w:p>
       <w:pPr>
         <w:pStyle w:val="Heading2"/>
@@ -60894,7 +62598,7 @@
       <w:r>
         <w:t xml:space="preserve"> </w:t>
       </w:r>
-      <w:hyperlink r:id="rId255">
+      <w:hyperlink r:id="rId259">
         <w:r>
           <w:rPr>
             <w:rStyle w:val="Hyperlink"/>
@@ -61795,8 +63499,8 @@
         <w:br/>
       </w:r>
     </w:p>
-    <w:bookmarkEnd w:id="256"/>
-    <w:bookmarkStart w:id="257" w:name="accessing-databases-with-libraries"/>
+    <w:bookmarkEnd w:id="260"/>
+    <w:bookmarkStart w:id="261" w:name="accessing-databases-with-libraries"/>
     <w:p>
       <w:pPr>
         <w:pStyle w:val="Heading2"/>
@@ -62460,8 +64164,8 @@
         <w:t xml:space="preserve">(record.seq))</w:t>
       </w:r>
     </w:p>
-    <w:bookmarkEnd w:id="257"/>
-    <w:bookmarkStart w:id="258" w:name="accessing-databases-without-libraries"/>
+    <w:bookmarkEnd w:id="261"/>
+    <w:bookmarkStart w:id="262" w:name="accessing-databases-without-libraries"/>
     <w:p>
       <w:pPr>
         <w:pStyle w:val="Heading2"/>
@@ -63038,8 +64742,8 @@
         <w:t xml:space="preserve">(record.seq))</w:t>
       </w:r>
     </w:p>
-    <w:bookmarkEnd w:id="258"/>
-    <w:bookmarkStart w:id="259" w:name="running-blast-over-the-internet"/>
+    <w:bookmarkEnd w:id="262"/>
+    <w:bookmarkStart w:id="263" w:name="running-blast-over-the-internet"/>
     <w:p>
       <w:pPr>
         <w:pStyle w:val="Heading2"/>
@@ -65389,8 +67093,8 @@
         <w:t xml:space="preserve">DONE</w:t>
       </w:r>
     </w:p>
-    <w:bookmarkEnd w:id="259"/>
-    <w:bookmarkStart w:id="260" w:name="creating-a-dataframe-of-blast-results"/>
+    <w:bookmarkEnd w:id="263"/>
+    <w:bookmarkStart w:id="264" w:name="creating-a-dataframe-of-blast-results"/>
     <w:p>
       <w:pPr>
         <w:pStyle w:val="Heading2"/>
@@ -67522,8 +69226,8 @@
         <w:t xml:space="preserve">4</w:t>
       </w:r>
     </w:p>
-    <w:bookmarkEnd w:id="260"/>
-    <w:bookmarkStart w:id="261" w:name="blast-search-using-sequence-file"/>
+    <w:bookmarkEnd w:id="264"/>
+    <w:bookmarkStart w:id="265" w:name="blast-search-using-sequence-file"/>
     <w:p>
       <w:pPr>
         <w:pStyle w:val="Heading2"/>
@@ -68458,8 +70162,8 @@
         <w:t xml:space="preserve">997.0 1.39233e-129</w:t>
       </w:r>
     </w:p>
-    <w:bookmarkEnd w:id="261"/>
-    <w:bookmarkStart w:id="270" w:name="genome-diagrams"/>
+    <w:bookmarkEnd w:id="265"/>
+    <w:bookmarkStart w:id="274" w:name="genome-diagrams"/>
     <w:p>
       <w:pPr>
         <w:pStyle w:val="Heading2"/>
@@ -68487,7 +70191,7 @@
       <w:r>
         <w:t xml:space="preserve"> </w:t>
       </w:r>
-      <w:hyperlink r:id="rId262">
+      <w:hyperlink r:id="rId266">
         <w:r>
           <w:rPr>
             <w:rStyle w:val="Hyperlink"/>
@@ -68595,7 +70299,7 @@
       <w:r>
         <w:t xml:space="preserve"> </w:t>
       </w:r>
-      <w:hyperlink r:id="rId263">
+      <w:hyperlink r:id="rId267">
         <w:r>
           <w:rPr>
             <w:rStyle w:val="Hyperlink"/>
@@ -69773,18 +71477,18 @@
           <wp:inline>
             <wp:extent cx="4267200" cy="3016720"/>
             <wp:effectExtent b="0" l="0" r="0" t="0"/>
-            <wp:docPr descr="plasmid_linear.png" title="" id="265" name="Picture"/>
+            <wp:docPr descr="plasmid_linear.png" title="" id="269" name="Picture"/>
             <a:graphic>
               <a:graphicData uri="http://schemas.openxmlformats.org/drawingml/2006/picture">
                 <pic:pic>
                   <pic:nvPicPr>
-                    <pic:cNvPr descr="plasmid_linear.png" id="266" name="Picture"/>
+                    <pic:cNvPr descr="plasmid_linear.png" id="270" name="Picture"/>
                     <pic:cNvPicPr>
                       <a:picLocks noChangeArrowheads="1" noChangeAspect="1"/>
                     </pic:cNvPicPr>
                   </pic:nvPicPr>
                   <pic:blipFill>
-                    <a:blip r:embed="rId264"/>
+                    <a:blip r:embed="rId268"/>
                     <a:stretch>
                       <a:fillRect/>
                     </a:stretch>
@@ -70162,18 +71866,18 @@
           <wp:inline>
             <wp:extent cx="3200400" cy="3200400"/>
             <wp:effectExtent b="0" l="0" r="0" t="0"/>
-            <wp:docPr descr="plasmid_circular.png" title="" id="268" name="Picture"/>
+            <wp:docPr descr="plasmid_circular.png" title="" id="272" name="Picture"/>
             <a:graphic>
               <a:graphicData uri="http://schemas.openxmlformats.org/drawingml/2006/picture">
                 <pic:pic>
                   <pic:nvPicPr>
-                    <pic:cNvPr descr="plasmid_circular.png" id="269" name="Picture"/>
+                    <pic:cNvPr descr="plasmid_circular.png" id="273" name="Picture"/>
                     <pic:cNvPicPr>
                       <a:picLocks noChangeArrowheads="1" noChangeAspect="1"/>
                     </pic:cNvPicPr>
                   </pic:nvPicPr>
                   <pic:blipFill>
-                    <a:blip r:embed="rId267"/>
+                    <a:blip r:embed="rId271"/>
                     <a:stretch>
                       <a:fillRect/>
                     </a:stretch>
@@ -70208,8 +71912,8 @@
         <w:t xml:space="preserve">plasmid_circular.png</w:t>
       </w:r>
     </w:p>
-    <w:bookmarkEnd w:id="270"/>
-    <w:bookmarkEnd w:id="271"/>
+    <w:bookmarkEnd w:id="274"/>
+    <w:bookmarkEnd w:id="275"/>
     <w:sectPr>
       <w:footnotePr>
         <w:numRestart w:val="eachSect"/>

--- a/Python-book.docx
+++ b/Python-book.docx
@@ -42506,7 +42506,7 @@
       </w:tr>
     </w:tbl>
     <w:bookmarkEnd w:id="186"/>
-    <w:bookmarkStart w:id="191" w:name="merge"/>
+    <w:bookmarkStart w:id="194" w:name="merge"/>
     <w:p>
       <w:pPr>
         <w:pStyle w:val="Heading3"/>
@@ -44508,7 +44508,22 @@
         <w:t xml:space="preserve">how</w:t>
       </w:r>
       <w:r>
-        <w:t xml:space="preserve">, we’ll get the following output. Notice the NaN values in case of</w:t>
+        <w:t xml:space="preserve">, we’ll get the following output. Notice the</w:t>
+      </w:r>
+      <w:r>
+        <w:t xml:space="preserve"> </w:t>
+      </w:r>
+      <w:r>
+        <w:rPr>
+          <w:rStyle w:val="VerbatimChar"/>
+        </w:rPr>
+        <w:t xml:space="preserve">NaN</w:t>
+      </w:r>
+      <w:r>
+        <w:t xml:space="preserve"> </w:t>
+      </w:r>
+      <w:r>
+        <w:t xml:space="preserve">values in case of</w:t>
       </w:r>
       <w:r>
         <w:t xml:space="preserve"> </w:t>
@@ -44547,7 +44562,54 @@
         <w:t xml:space="preserve"> </w:t>
       </w:r>
       <w:r>
-        <w:t xml:space="preserve">join.</w:t>
+        <w:t xml:space="preserve">join. The figure below shows a schematic representation for the four join options.</w:t>
+      </w:r>
+    </w:p>
+    <w:p>
+      <w:pPr>
+        <w:pStyle w:val="BodyText"/>
+      </w:pPr>
+      <w:r>
+        <w:drawing>
+          <wp:inline>
+            <wp:extent cx="5334000" cy="1073509"/>
+            <wp:effectExtent b="0" l="0" r="0" t="0"/>
+            <wp:docPr descr="" title="" id="188" name="Picture"/>
+            <a:graphic>
+              <a:graphicData uri="http://schemas.openxmlformats.org/drawingml/2006/picture">
+                <pic:pic>
+                  <pic:nvPicPr>
+                    <pic:cNvPr descr="Pandas_files/figure-docx/cell-21-output-1.png" id="189" name="Picture"/>
+                    <pic:cNvPicPr>
+                      <a:picLocks noChangeArrowheads="1" noChangeAspect="1"/>
+                    </pic:cNvPicPr>
+                  </pic:nvPicPr>
+                  <pic:blipFill>
+                    <a:blip r:embed="rId187"/>
+                    <a:stretch>
+                      <a:fillRect/>
+                    </a:stretch>
+                  </pic:blipFill>
+                  <pic:spPr bwMode="auto">
+                    <a:xfrm>
+                      <a:off x="0" y="0"/>
+                      <a:ext cx="5334000" cy="1073509"/>
+                    </a:xfrm>
+                    <a:prstGeom prst="rect">
+                      <a:avLst/>
+                    </a:prstGeom>
+                    <a:noFill/>
+                    <a:ln w="9525">
+                      <a:noFill/>
+                      <a:headEnd/>
+                      <a:tailEnd/>
+                    </a:ln>
+                  </pic:spPr>
+                </pic:pic>
+              </a:graphicData>
+            </a:graphic>
+          </wp:inline>
+        </w:drawing>
       </w:r>
     </w:p>
     <w:tbl>
@@ -44574,7 +44636,7 @@
               <w:pStyle w:val="ImageCaption"/>
             </w:pPr>
           </w:p>
-          <w:bookmarkStart w:id="187" w:name="T_a13f0"/>
+          <w:bookmarkStart w:id="190" w:name="T_a13f0"/>
           <w:tbl>
             <w:tblPr>
               <w:tblStyle w:val="Table"/>
@@ -44612,7 +44674,7 @@
               </w:tc>
             </w:tr>
           </w:tbl>
-          <w:bookmarkEnd w:id="187"/>
+          <w:bookmarkEnd w:id="190"/>
           <w:p/>
         </w:tc>
         <w:tc>
@@ -44627,7 +44689,7 @@
               <w:pStyle w:val="ImageCaption"/>
             </w:pPr>
           </w:p>
-          <w:bookmarkStart w:id="188" w:name="T_78018"/>
+          <w:bookmarkStart w:id="191" w:name="T_78018"/>
           <w:tbl>
             <w:tblPr>
               <w:tblStyle w:val="Table"/>
@@ -44665,7 +44727,7 @@
               </w:tc>
             </w:tr>
           </w:tbl>
-          <w:bookmarkEnd w:id="188"/>
+          <w:bookmarkEnd w:id="191"/>
           <w:p/>
         </w:tc>
       </w:tr>
@@ -45142,7 +45204,7 @@
               <w:pStyle w:val="ImageCaption"/>
             </w:pPr>
           </w:p>
-          <w:bookmarkStart w:id="189" w:name="T_4e94d"/>
+          <w:bookmarkStart w:id="192" w:name="T_4e94d"/>
           <w:tbl>
             <w:tblPr>
               <w:tblStyle w:val="Table"/>
@@ -45180,7 +45242,7 @@
               </w:tc>
             </w:tr>
           </w:tbl>
-          <w:bookmarkEnd w:id="189"/>
+          <w:bookmarkEnd w:id="192"/>
           <w:p/>
         </w:tc>
         <w:tc>
@@ -45195,7 +45257,7 @@
               <w:pStyle w:val="ImageCaption"/>
             </w:pPr>
           </w:p>
-          <w:bookmarkStart w:id="190" w:name="T_31bd0"/>
+          <w:bookmarkStart w:id="193" w:name="T_31bd0"/>
           <w:tbl>
             <w:tblPr>
               <w:tblStyle w:val="Table"/>
@@ -45233,7 +45295,7 @@
               </w:tc>
             </w:tr>
           </w:tbl>
-          <w:bookmarkEnd w:id="190"/>
+          <w:bookmarkEnd w:id="193"/>
           <w:p/>
         </w:tc>
       </w:tr>
@@ -45681,7 +45743,7 @@
         </w:tc>
       </w:tr>
     </w:tbl>
-    <w:bookmarkEnd w:id="191"/>
+    <w:bookmarkEnd w:id="194"/>
     <w:bookmarkStart w:id="195" w:name="join"/>
     <w:p>
       <w:pPr>
@@ -45711,7 +45773,169 @@
         <w:t xml:space="preserve"> </w:t>
       </w:r>
       <w:r>
-        <w:t xml:space="preserve">function for a dataframe oject is used to combine one or more dataframes. By default the joining is performed along the indcies and the</w:t>
+        <w:t xml:space="preserve">function is similar to</w:t>
+      </w:r>
+      <w:r>
+        <w:t xml:space="preserve"> </w:t>
+      </w:r>
+      <w:r>
+        <w:rPr>
+          <w:rStyle w:val="VerbatimChar"/>
+        </w:rPr>
+        <w:t xml:space="preserve">merge</w:t>
+      </w:r>
+      <w:r>
+        <w:t xml:space="preserve"> </w:t>
+      </w:r>
+      <w:r>
+        <w:t xml:space="preserve">in terms of its function i.e. to combine two dataframes. In fact,</w:t>
+      </w:r>
+      <w:r>
+        <w:t xml:space="preserve"> </w:t>
+      </w:r>
+      <w:r>
+        <w:rPr>
+          <w:rStyle w:val="VerbatimChar"/>
+        </w:rPr>
+        <w:t xml:space="preserve">join</w:t>
+      </w:r>
+      <w:r>
+        <w:t xml:space="preserve"> </w:t>
+      </w:r>
+      <w:r>
+        <w:t xml:space="preserve">is a wrapper for the</w:t>
+      </w:r>
+      <w:r>
+        <w:t xml:space="preserve"> </w:t>
+      </w:r>
+      <w:r>
+        <w:rPr>
+          <w:rStyle w:val="VerbatimChar"/>
+        </w:rPr>
+        <w:t xml:space="preserve">merge</w:t>
+      </w:r>
+      <w:r>
+        <w:t xml:space="preserve"> </w:t>
+      </w:r>
+      <w:r>
+        <w:t xml:space="preserve">function, having some convenience features. An important distinction between the two is that</w:t>
+      </w:r>
+      <w:r>
+        <w:t xml:space="preserve"> </w:t>
+      </w:r>
+      <w:r>
+        <w:rPr>
+          <w:rStyle w:val="VerbatimChar"/>
+        </w:rPr>
+        <w:t xml:space="preserve">merge</w:t>
+      </w:r>
+      <w:r>
+        <w:t xml:space="preserve"> </w:t>
+      </w:r>
+      <w:r>
+        <w:t xml:space="preserve">is a top level function i.e. neither of the two dataframes</w:t>
+      </w:r>
+      <w:r>
+        <w:t xml:space="preserve"> </w:t>
+      </w:r>
+      <w:r>
+        <w:t xml:space="preserve">“owns”</w:t>
+      </w:r>
+      <w:r>
+        <w:t xml:space="preserve"> </w:t>
+      </w:r>
+      <w:r>
+        <w:t xml:space="preserve">the function while</w:t>
+      </w:r>
+      <w:r>
+        <w:t xml:space="preserve"> </w:t>
+      </w:r>
+      <w:r>
+        <w:rPr>
+          <w:rStyle w:val="VerbatimChar"/>
+        </w:rPr>
+        <w:t xml:space="preserve">join</w:t>
+      </w:r>
+      <w:r>
+        <w:t xml:space="preserve"> </w:t>
+      </w:r>
+      <w:r>
+        <w:t xml:space="preserve">is an instance method i.e. one of the dataframe calls the function. Another difference between the two functions is the default join option,</w:t>
+      </w:r>
+      <w:r>
+        <w:t xml:space="preserve"> </w:t>
+      </w:r>
+      <w:r>
+        <w:rPr>
+          <w:rStyle w:val="VerbatimChar"/>
+        </w:rPr>
+        <w:t xml:space="preserve">merge</w:t>
+      </w:r>
+      <w:r>
+        <w:t xml:space="preserve"> </w:t>
+      </w:r>
+      <w:r>
+        <w:t xml:space="preserve">uses</w:t>
+      </w:r>
+      <w:r>
+        <w:t xml:space="preserve"> </w:t>
+      </w:r>
+      <w:r>
+        <w:rPr>
+          <w:rStyle w:val="VerbatimChar"/>
+        </w:rPr>
+        <w:t xml:space="preserve">inner</w:t>
+      </w:r>
+      <w:r>
+        <w:t xml:space="preserve"> </w:t>
+      </w:r>
+      <w:r>
+        <w:t xml:space="preserve">while</w:t>
+      </w:r>
+      <w:r>
+        <w:t xml:space="preserve"> </w:t>
+      </w:r>
+      <w:r>
+        <w:rPr>
+          <w:rStyle w:val="VerbatimChar"/>
+        </w:rPr>
+        <w:t xml:space="preserve">join</w:t>
+      </w:r>
+      <w:r>
+        <w:t xml:space="preserve"> </w:t>
+      </w:r>
+      <w:r>
+        <w:t xml:space="preserve">does</w:t>
+      </w:r>
+      <w:r>
+        <w:t xml:space="preserve"> </w:t>
+      </w:r>
+      <w:r>
+        <w:rPr>
+          <w:rStyle w:val="VerbatimChar"/>
+        </w:rPr>
+        <w:t xml:space="preserve">left</w:t>
+      </w:r>
+      <w:r>
+        <w:t xml:space="preserve"> </w:t>
+      </w:r>
+      <w:r>
+        <w:t xml:space="preserve">join by default. With</w:t>
+      </w:r>
+      <w:r>
+        <w:t xml:space="preserve"> </w:t>
+      </w:r>
+      <w:r>
+        <w:rPr>
+          <w:rStyle w:val="VerbatimChar"/>
+        </w:rPr>
+        <w:t xml:space="preserve">join</w:t>
+      </w:r>
+      <w:r>
+        <w:t xml:space="preserve"> </w:t>
+      </w:r>
+      <w:r>
+        <w:t xml:space="preserve">the dataframes are combinedalong the indcies and the</w:t>
       </w:r>
       <w:r>
         <w:t xml:space="preserve"> </w:t>
@@ -45741,7 +45965,7 @@
         <w:t xml:space="preserve"> </w:t>
       </w:r>
       <w:r>
-        <w:t xml:space="preserve">arguments can be used to modify column names. In this case, new columns from one of the dataframes are added to the other. The</w:t>
+        <w:t xml:space="preserve">arguments can be used to modify column names in the joined dataframe. In this case, new columns from one of the dataframes are added to the other. The</w:t>
       </w:r>
       <w:r>
         <w:t xml:space="preserve"> </w:t>
@@ -45757,106 +45981,6 @@
       </w:r>
       <w:r>
         <w:t xml:space="preserve">keyword specifies the index label on which to join the dataframes.</w:t>
-      </w:r>
-    </w:p>
-    <w:p>
-      <w:pPr>
-        <w:pStyle w:val="BodyText"/>
-      </w:pPr>
-      <w:r>
-        <w:t xml:space="preserve">The joining of dataframe can be performed with different logics in terms of how to handle the overlapping columns. The diagram below shows the pictorial representation of four options that we have. In these Venn diagrams the darker shade shows the subset that will be selected. Here</w:t>
-      </w:r>
-      <w:r>
-        <w:t xml:space="preserve"> </w:t>
-      </w:r>
-      <w:r>
-        <w:rPr>
-          <w:rStyle w:val="VerbatimChar"/>
-        </w:rPr>
-        <w:t xml:space="preserve">left</w:t>
-      </w:r>
-      <w:r>
-        <w:t xml:space="preserve"> </w:t>
-      </w:r>
-      <w:r>
-        <w:t xml:space="preserve">refers to the dataframe on which the join function is called and</w:t>
-      </w:r>
-      <w:r>
-        <w:t xml:space="preserve"> </w:t>
-      </w:r>
-      <w:r>
-        <w:rPr>
-          <w:rStyle w:val="VerbatimChar"/>
-        </w:rPr>
-        <w:t xml:space="preserve">right</w:t>
-      </w:r>
-      <w:r>
-        <w:t xml:space="preserve"> </w:t>
-      </w:r>
-      <w:r>
-        <w:t xml:space="preserve">is the dataframe which goes as the argument for the</w:t>
-      </w:r>
-      <w:r>
-        <w:t xml:space="preserve"> </w:t>
-      </w:r>
-      <w:r>
-        <w:rPr>
-          <w:rStyle w:val="VerbatimChar"/>
-        </w:rPr>
-        <w:t xml:space="preserve">join</w:t>
-      </w:r>
-      <w:r>
-        <w:t xml:space="preserve"> </w:t>
-      </w:r>
-      <w:r>
-        <w:t xml:space="preserve">function.</w:t>
-      </w:r>
-    </w:p>
-    <w:p>
-      <w:pPr>
-        <w:pStyle w:val="BodyText"/>
-      </w:pPr>
-      <w:r>
-        <w:drawing>
-          <wp:inline>
-            <wp:extent cx="5334000" cy="1081720"/>
-            <wp:effectExtent b="0" l="0" r="0" t="0"/>
-            <wp:docPr descr="" title="" id="193" name="Picture"/>
-            <a:graphic>
-              <a:graphicData uri="http://schemas.openxmlformats.org/drawingml/2006/picture">
-                <pic:pic>
-                  <pic:nvPicPr>
-                    <pic:cNvPr descr="Pandas_files/figure-docx/cell-23-output-1.png" id="194" name="Picture"/>
-                    <pic:cNvPicPr>
-                      <a:picLocks noChangeArrowheads="1" noChangeAspect="1"/>
-                    </pic:cNvPicPr>
-                  </pic:nvPicPr>
-                  <pic:blipFill>
-                    <a:blip r:embed="rId192"/>
-                    <a:stretch>
-                      <a:fillRect/>
-                    </a:stretch>
-                  </pic:blipFill>
-                  <pic:spPr bwMode="auto">
-                    <a:xfrm>
-                      <a:off x="0" y="0"/>
-                      <a:ext cx="5334000" cy="1081720"/>
-                    </a:xfrm>
-                    <a:prstGeom prst="rect">
-                      <a:avLst/>
-                    </a:prstGeom>
-                    <a:noFill/>
-                    <a:ln w="9525">
-                      <a:noFill/>
-                      <a:headEnd/>
-                      <a:tailEnd/>
-                    </a:ln>
-                  </pic:spPr>
-                </pic:pic>
-              </a:graphicData>
-            </a:graphic>
-          </wp:inline>
-        </w:drawing>
       </w:r>
     </w:p>
     <w:p>
@@ -46592,6 +46716,24 @@
         <w:rPr>
           <w:rStyle w:val="NormalTok"/>
         </w:rPr>
+        <w:t xml:space="preserve">, how</w:t>
+      </w:r>
+      <w:r>
+        <w:rPr>
+          <w:rStyle w:val="OperatorTok"/>
+        </w:rPr>
+        <w:t xml:space="preserve">=</w:t>
+      </w:r>
+      <w:r>
+        <w:rPr>
+          <w:rStyle w:val="StringTok"/>
+        </w:rPr>
+        <w:t xml:space="preserve">"outer"</w:t>
+      </w:r>
+      <w:r>
+        <w:rPr>
+          <w:rStyle w:val="NormalTok"/>
+        </w:rPr>
         <w:t xml:space="preserve">))</w:t>
       </w:r>
     </w:p>
@@ -46685,7 +46827,7 @@
               <w:pStyle w:val="Compact"/>
             </w:pPr>
             <w:r>
-              <w:t xml:space="preserve">0</w:t>
+              <w:t xml:space="preserve">0.0</w:t>
             </w:r>
           </w:p>
         </w:tc>
@@ -46707,7 +46849,7 @@
               <w:pStyle w:val="Compact"/>
             </w:pPr>
             <w:r>
-              <w:t xml:space="preserve">22</w:t>
+              <w:t xml:space="preserve">22.0</w:t>
             </w:r>
           </w:p>
         </w:tc>
@@ -46753,7 +46895,7 @@
               <w:pStyle w:val="Compact"/>
             </w:pPr>
             <w:r>
-              <w:t xml:space="preserve">0</w:t>
+              <w:t xml:space="preserve">0.0</w:t>
             </w:r>
           </w:p>
         </w:tc>
@@ -46775,7 +46917,7 @@
               <w:pStyle w:val="Compact"/>
             </w:pPr>
             <w:r>
-              <w:t xml:space="preserve">22</w:t>
+              <w:t xml:space="preserve">22.0</w:t>
             </w:r>
           </w:p>
         </w:tc>
@@ -46821,7 +46963,75 @@
               <w:pStyle w:val="Compact"/>
             </w:pPr>
             <w:r>
-              <w:t xml:space="preserve">1</w:t>
+              <w:t xml:space="preserve">NaN</w:t>
+            </w:r>
+          </w:p>
+        </w:tc>
+        <w:tc>
+          <w:tcPr/>
+          <w:p>
+            <w:pPr>
+              <w:pStyle w:val="Compact"/>
+            </w:pPr>
+            <w:r>
+              <w:t xml:space="preserve">NaN</w:t>
+            </w:r>
+          </w:p>
+        </w:tc>
+        <w:tc>
+          <w:tcPr/>
+          <w:p>
+            <w:pPr>
+              <w:pStyle w:val="Compact"/>
+            </w:pPr>
+            <w:r>
+              <w:t xml:space="preserve">NaN</w:t>
+            </w:r>
+          </w:p>
+        </w:tc>
+        <w:tc>
+          <w:tcPr/>
+          <w:p>
+            <w:pPr>
+              <w:pStyle w:val="Compact"/>
+            </w:pPr>
+            <w:r>
+              <w:t xml:space="preserve">UK</w:t>
+            </w:r>
+          </w:p>
+        </w:tc>
+        <w:tc>
+          <w:tcPr/>
+          <w:p>
+            <w:pPr>
+              <w:pStyle w:val="Compact"/>
+            </w:pPr>
+            <w:r>
+              <w:t xml:space="preserve">Peter</w:t>
+            </w:r>
+          </w:p>
+        </w:tc>
+        <w:tc>
+          <w:tcPr/>
+          <w:p>
+            <w:pPr>
+              <w:pStyle w:val="Compact"/>
+            </w:pPr>
+            <w:r>
+              <w:t xml:space="preserve">20</w:t>
+            </w:r>
+          </w:p>
+        </w:tc>
+      </w:tr>
+      <w:tr>
+        <w:tc>
+          <w:tcPr/>
+          <w:p>
+            <w:pPr>
+              <w:pStyle w:val="Compact"/>
+            </w:pPr>
+            <w:r>
+              <w:t xml:space="preserve">1.0</w:t>
             </w:r>
           </w:p>
         </w:tc>
@@ -46843,7 +47053,7 @@
               <w:pStyle w:val="Compact"/>
             </w:pPr>
             <w:r>
-              <w:t xml:space="preserve">21</w:t>
+              <w:t xml:space="preserve">21.0</w:t>
             </w:r>
           </w:p>
         </w:tc>
@@ -46925,7 +47135,7 @@
         <w:rPr>
           <w:rStyle w:val="NormalTok"/>
         </w:rPr>
-        <w:t xml:space="preserve">display(df3.join(df4.set_index(</w:t>
+        <w:t xml:space="preserve">display(df3.set_index(</w:t>
       </w:r>
       <w:r>
         <w:rPr>
@@ -46937,7 +47147,19 @@
         <w:rPr>
           <w:rStyle w:val="NormalTok"/>
         </w:rPr>
-        <w:t xml:space="preserve">),on</w:t>
+        <w:t xml:space="preserve">).join(df4.set_index(</w:t>
+      </w:r>
+      <w:r>
+        <w:rPr>
+          <w:rStyle w:val="StringTok"/>
+        </w:rPr>
+        <w:t xml:space="preserve">"Country"</w:t>
+      </w:r>
+      <w:r>
+        <w:rPr>
+          <w:rStyle w:val="NormalTok"/>
+        </w:rPr>
+        <w:t xml:space="preserve">), on</w:t>
       </w:r>
       <w:r>
         <w:rPr>
@@ -47003,7 +47225,7 @@
         <w:rPr>
           <w:rStyle w:val="StringTok"/>
         </w:rPr>
-        <w:t xml:space="preserve">'outer'</w:t>
+        <w:t xml:space="preserve">"outer"</w:t>
       </w:r>
       <w:r>
         <w:rPr>
@@ -47045,6 +47267,17 @@
               <w:pStyle w:val="Compact"/>
             </w:pPr>
             <w:r>
+              <w:t xml:space="preserve">Country</w:t>
+            </w:r>
+          </w:p>
+        </w:tc>
+        <w:tc>
+          <w:tcPr/>
+          <w:p>
+            <w:pPr>
+              <w:pStyle w:val="Compact"/>
+            </w:pPr>
+            <w:r>
               <w:t xml:space="preserve">Name_df3</w:t>
             </w:r>
           </w:p>
@@ -47057,17 +47290,6 @@
             </w:pPr>
             <w:r>
               <w:t xml:space="preserve">Age_df3</w:t>
-            </w:r>
-          </w:p>
-        </w:tc>
-        <w:tc>
-          <w:tcPr/>
-          <w:p>
-            <w:pPr>
-              <w:pStyle w:val="Compact"/>
-            </w:pPr>
-            <w:r>
-              <w:t xml:space="preserve">Country</w:t>
             </w:r>
           </w:p>
         </w:tc>
@@ -47102,7 +47324,18 @@
               <w:pStyle w:val="Compact"/>
             </w:pPr>
             <w:r>
-              <w:t xml:space="preserve">0.0</w:t>
+              <w:t xml:space="preserve">India</w:t>
+            </w:r>
+          </w:p>
+        </w:tc>
+        <w:tc>
+          <w:tcPr/>
+          <w:p>
+            <w:pPr>
+              <w:pStyle w:val="Compact"/>
+            </w:pPr>
+            <w:r>
+              <w:t xml:space="preserve">India</w:t>
             </w:r>
           </w:p>
         </w:tc>
@@ -47125,17 +47358,6 @@
             </w:pPr>
             <w:r>
               <w:t xml:space="preserve">22.0</w:t>
-            </w:r>
-          </w:p>
-        </w:tc>
-        <w:tc>
-          <w:tcPr/>
-          <w:p>
-            <w:pPr>
-              <w:pStyle w:val="Compact"/>
-            </w:pPr>
-            <w:r>
-              <w:t xml:space="preserve">India</w:t>
             </w:r>
           </w:p>
         </w:tc>
@@ -47170,7 +47392,18 @@
               <w:pStyle w:val="Compact"/>
             </w:pPr>
             <w:r>
-              <w:t xml:space="preserve">0.0</w:t>
+              <w:t xml:space="preserve">India</w:t>
+            </w:r>
+          </w:p>
+        </w:tc>
+        <w:tc>
+          <w:tcPr/>
+          <w:p>
+            <w:pPr>
+              <w:pStyle w:val="Compact"/>
+            </w:pPr>
+            <w:r>
+              <w:t xml:space="preserve">India</w:t>
             </w:r>
           </w:p>
         </w:tc>
@@ -47193,17 +47426,6 @@
             </w:pPr>
             <w:r>
               <w:t xml:space="preserve">22.0</w:t>
-            </w:r>
-          </w:p>
-        </w:tc>
-        <w:tc>
-          <w:tcPr/>
-          <w:p>
-            <w:pPr>
-              <w:pStyle w:val="Compact"/>
-            </w:pPr>
-            <w:r>
-              <w:t xml:space="preserve">India</w:t>
             </w:r>
           </w:p>
         </w:tc>
@@ -47238,62 +47460,62 @@
               <w:pStyle w:val="Compact"/>
             </w:pPr>
             <w:r>
-              <w:t xml:space="preserve">1.0</w:t>
-            </w:r>
-          </w:p>
-        </w:tc>
-        <w:tc>
-          <w:tcPr/>
-          <w:p>
-            <w:pPr>
-              <w:pStyle w:val="Compact"/>
-            </w:pPr>
-            <w:r>
-              <w:t xml:space="preserve">Sam</w:t>
-            </w:r>
-          </w:p>
-        </w:tc>
-        <w:tc>
-          <w:tcPr/>
-          <w:p>
-            <w:pPr>
-              <w:pStyle w:val="Compact"/>
-            </w:pPr>
-            <w:r>
-              <w:t xml:space="preserve">21.0</w:t>
-            </w:r>
-          </w:p>
-        </w:tc>
-        <w:tc>
-          <w:tcPr/>
-          <w:p>
-            <w:pPr>
-              <w:pStyle w:val="Compact"/>
-            </w:pPr>
-            <w:r>
-              <w:t xml:space="preserve">USA</w:t>
-            </w:r>
-          </w:p>
-        </w:tc>
-        <w:tc>
-          <w:tcPr/>
-          <w:p>
-            <w:pPr>
-              <w:pStyle w:val="Compact"/>
-            </w:pPr>
-            <w:r>
-              <w:t xml:space="preserve">Sam</w:t>
-            </w:r>
-          </w:p>
-        </w:tc>
-        <w:tc>
-          <w:tcPr/>
-          <w:p>
-            <w:pPr>
-              <w:pStyle w:val="Compact"/>
-            </w:pPr>
-            <w:r>
-              <w:t xml:space="preserve">21</w:t>
+              <w:t xml:space="preserve">NaN</w:t>
+            </w:r>
+          </w:p>
+        </w:tc>
+        <w:tc>
+          <w:tcPr/>
+          <w:p>
+            <w:pPr>
+              <w:pStyle w:val="Compact"/>
+            </w:pPr>
+            <w:r>
+              <w:t xml:space="preserve">UK</w:t>
+            </w:r>
+          </w:p>
+        </w:tc>
+        <w:tc>
+          <w:tcPr/>
+          <w:p>
+            <w:pPr>
+              <w:pStyle w:val="Compact"/>
+            </w:pPr>
+            <w:r>
+              <w:t xml:space="preserve">NaN</w:t>
+            </w:r>
+          </w:p>
+        </w:tc>
+        <w:tc>
+          <w:tcPr/>
+          <w:p>
+            <w:pPr>
+              <w:pStyle w:val="Compact"/>
+            </w:pPr>
+            <w:r>
+              <w:t xml:space="preserve">NaN</w:t>
+            </w:r>
+          </w:p>
+        </w:tc>
+        <w:tc>
+          <w:tcPr/>
+          <w:p>
+            <w:pPr>
+              <w:pStyle w:val="Compact"/>
+            </w:pPr>
+            <w:r>
+              <w:t xml:space="preserve">Peter</w:t>
+            </w:r>
+          </w:p>
+        </w:tc>
+        <w:tc>
+          <w:tcPr/>
+          <w:p>
+            <w:pPr>
+              <w:pStyle w:val="Compact"/>
+            </w:pPr>
+            <w:r>
+              <w:t xml:space="preserve">20</w:t>
             </w:r>
           </w:p>
         </w:tc>
@@ -47306,408 +47528,6 @@
               <w:pStyle w:val="Compact"/>
             </w:pPr>
             <w:r>
-              <w:t xml:space="preserve">NaN</w:t>
-            </w:r>
-          </w:p>
-        </w:tc>
-        <w:tc>
-          <w:tcPr/>
-          <w:p>
-            <w:pPr>
-              <w:pStyle w:val="Compact"/>
-            </w:pPr>
-            <w:r>
-              <w:t xml:space="preserve">NaN</w:t>
-            </w:r>
-          </w:p>
-        </w:tc>
-        <w:tc>
-          <w:tcPr/>
-          <w:p>
-            <w:pPr>
-              <w:pStyle w:val="Compact"/>
-            </w:pPr>
-            <w:r>
-              <w:t xml:space="preserve">NaN</w:t>
-            </w:r>
-          </w:p>
-        </w:tc>
-        <w:tc>
-          <w:tcPr/>
-          <w:p>
-            <w:pPr>
-              <w:pStyle w:val="Compact"/>
-            </w:pPr>
-            <w:r>
-              <w:t xml:space="preserve">UK</w:t>
-            </w:r>
-          </w:p>
-        </w:tc>
-        <w:tc>
-          <w:tcPr/>
-          <w:p>
-            <w:pPr>
-              <w:pStyle w:val="Compact"/>
-            </w:pPr>
-            <w:r>
-              <w:t xml:space="preserve">Peter</w:t>
-            </w:r>
-          </w:p>
-        </w:tc>
-        <w:tc>
-          <w:tcPr/>
-          <w:p>
-            <w:pPr>
-              <w:pStyle w:val="Compact"/>
-            </w:pPr>
-            <w:r>
-              <w:t xml:space="preserve">20</w:t>
-            </w:r>
-          </w:p>
-        </w:tc>
-      </w:tr>
-    </w:tbl>
-    <w:p>
-      <w:pPr>
-        <w:pStyle w:val="BodyText"/>
-      </w:pPr>
-      <w:r>
-        <w:t xml:space="preserve"> </w:t>
-      </w:r>
-    </w:p>
-    <w:p>
-      <w:pPr>
-        <w:pStyle w:val="SourceCode"/>
-      </w:pPr>
-      <w:r>
-        <w:rPr>
-          <w:rStyle w:val="NormalTok"/>
-        </w:rPr>
-        <w:t xml:space="preserve">display(df3.set_index(</w:t>
-      </w:r>
-      <w:r>
-        <w:rPr>
-          <w:rStyle w:val="StringTok"/>
-        </w:rPr>
-        <w:t xml:space="preserve">"Country"</w:t>
-      </w:r>
-      <w:r>
-        <w:rPr>
-          <w:rStyle w:val="NormalTok"/>
-        </w:rPr>
-        <w:t xml:space="preserve">).join(df4.set_index(</w:t>
-      </w:r>
-      <w:r>
-        <w:rPr>
-          <w:rStyle w:val="StringTok"/>
-        </w:rPr>
-        <w:t xml:space="preserve">"Country"</w:t>
-      </w:r>
-      <w:r>
-        <w:rPr>
-          <w:rStyle w:val="NormalTok"/>
-        </w:rPr>
-        <w:t xml:space="preserve">),on</w:t>
-      </w:r>
-      <w:r>
-        <w:rPr>
-          <w:rStyle w:val="OperatorTok"/>
-        </w:rPr>
-        <w:t xml:space="preserve">=</w:t>
-      </w:r>
-      <w:r>
-        <w:rPr>
-          <w:rStyle w:val="StringTok"/>
-        </w:rPr>
-        <w:t xml:space="preserve">"Country"</w:t>
-      </w:r>
-      <w:r>
-        <w:rPr>
-          <w:rStyle w:val="NormalTok"/>
-        </w:rPr>
-        <w:t xml:space="preserve">, lsuffix</w:t>
-      </w:r>
-      <w:r>
-        <w:rPr>
-          <w:rStyle w:val="OperatorTok"/>
-        </w:rPr>
-        <w:t xml:space="preserve">=</w:t>
-      </w:r>
-      <w:r>
-        <w:rPr>
-          <w:rStyle w:val="StringTok"/>
-        </w:rPr>
-        <w:t xml:space="preserve">'_df3'</w:t>
-      </w:r>
-      <w:r>
-        <w:rPr>
-          <w:rStyle w:val="NormalTok"/>
-        </w:rPr>
-        <w:t xml:space="preserve">, rsuffix</w:t>
-      </w:r>
-      <w:r>
-        <w:rPr>
-          <w:rStyle w:val="OperatorTok"/>
-        </w:rPr>
-        <w:t xml:space="preserve">=</w:t>
-      </w:r>
-      <w:r>
-        <w:rPr>
-          <w:rStyle w:val="StringTok"/>
-        </w:rPr>
-        <w:t xml:space="preserve">'_df4'</w:t>
-      </w:r>
-      <w:r>
-        <w:rPr>
-          <w:rStyle w:val="NormalTok"/>
-        </w:rPr>
-        <w:t xml:space="preserve">, how</w:t>
-      </w:r>
-      <w:r>
-        <w:rPr>
-          <w:rStyle w:val="OperatorTok"/>
-        </w:rPr>
-        <w:t xml:space="preserve">=</w:t>
-      </w:r>
-      <w:r>
-        <w:rPr>
-          <w:rStyle w:val="StringTok"/>
-        </w:rPr>
-        <w:t xml:space="preserve">"outer"</w:t>
-      </w:r>
-      <w:r>
-        <w:rPr>
-          <w:rStyle w:val="NormalTok"/>
-        </w:rPr>
-        <w:t xml:space="preserve">))</w:t>
-      </w:r>
-    </w:p>
-    <w:tbl>
-      <w:tblPr>
-        <w:tblStyle w:val="Table"/>
-        <w:tblW w:type="auto" w:w="0"/>
-        <w:tblLook w:firstRow="1" w:lastRow="0" w:firstColumn="0" w:lastColumn="0" w:noHBand="0" w:noVBand="0" w:val="0020"/>
-      </w:tblPr>
-      <w:tblGrid>
-        <w:gridCol w:w="1320"/>
-        <w:gridCol w:w="1320"/>
-        <w:gridCol w:w="1320"/>
-        <w:gridCol w:w="1320"/>
-        <w:gridCol w:w="1320"/>
-        <w:gridCol w:w="1320"/>
-      </w:tblGrid>
-      <w:tr>
-        <w:trPr>
-          <w:tblHeader w:val="on"/>
-        </w:trPr>
-        <w:tc>
-          <w:tcPr/>
-          <w:p>
-            <w:pPr>
-              <w:pStyle w:val="Compact"/>
-            </w:pPr>
-          </w:p>
-        </w:tc>
-        <w:tc>
-          <w:tcPr/>
-          <w:p>
-            <w:pPr>
-              <w:pStyle w:val="Compact"/>
-            </w:pPr>
-            <w:r>
-              <w:t xml:space="preserve">Country</w:t>
-            </w:r>
-          </w:p>
-        </w:tc>
-        <w:tc>
-          <w:tcPr/>
-          <w:p>
-            <w:pPr>
-              <w:pStyle w:val="Compact"/>
-            </w:pPr>
-            <w:r>
-              <w:t xml:space="preserve">Name_df3</w:t>
-            </w:r>
-          </w:p>
-        </w:tc>
-        <w:tc>
-          <w:tcPr/>
-          <w:p>
-            <w:pPr>
-              <w:pStyle w:val="Compact"/>
-            </w:pPr>
-            <w:r>
-              <w:t xml:space="preserve">Age_df3</w:t>
-            </w:r>
-          </w:p>
-        </w:tc>
-        <w:tc>
-          <w:tcPr/>
-          <w:p>
-            <w:pPr>
-              <w:pStyle w:val="Compact"/>
-            </w:pPr>
-            <w:r>
-              <w:t xml:space="preserve">Name_df4</w:t>
-            </w:r>
-          </w:p>
-        </w:tc>
-        <w:tc>
-          <w:tcPr/>
-          <w:p>
-            <w:pPr>
-              <w:pStyle w:val="Compact"/>
-            </w:pPr>
-            <w:r>
-              <w:t xml:space="preserve">Age_df4</w:t>
-            </w:r>
-          </w:p>
-        </w:tc>
-      </w:tr>
-      <w:tr>
-        <w:tc>
-          <w:tcPr/>
-          <w:p>
-            <w:pPr>
-              <w:pStyle w:val="Compact"/>
-            </w:pPr>
-            <w:r>
-              <w:t xml:space="preserve">India</w:t>
-            </w:r>
-          </w:p>
-        </w:tc>
-        <w:tc>
-          <w:tcPr/>
-          <w:p>
-            <w:pPr>
-              <w:pStyle w:val="Compact"/>
-            </w:pPr>
-            <w:r>
-              <w:t xml:space="preserve">India</w:t>
-            </w:r>
-          </w:p>
-        </w:tc>
-        <w:tc>
-          <w:tcPr/>
-          <w:p>
-            <w:pPr>
-              <w:pStyle w:val="Compact"/>
-            </w:pPr>
-            <w:r>
-              <w:t xml:space="preserve">Sohan</w:t>
-            </w:r>
-          </w:p>
-        </w:tc>
-        <w:tc>
-          <w:tcPr/>
-          <w:p>
-            <w:pPr>
-              <w:pStyle w:val="Compact"/>
-            </w:pPr>
-            <w:r>
-              <w:t xml:space="preserve">22.0</w:t>
-            </w:r>
-          </w:p>
-        </w:tc>
-        <w:tc>
-          <w:tcPr/>
-          <w:p>
-            <w:pPr>
-              <w:pStyle w:val="Compact"/>
-            </w:pPr>
-            <w:r>
-              <w:t xml:space="preserve">Sohan</w:t>
-            </w:r>
-          </w:p>
-        </w:tc>
-        <w:tc>
-          <w:tcPr/>
-          <w:p>
-            <w:pPr>
-              <w:pStyle w:val="Compact"/>
-            </w:pPr>
-            <w:r>
-              <w:t xml:space="preserve">22</w:t>
-            </w:r>
-          </w:p>
-        </w:tc>
-      </w:tr>
-      <w:tr>
-        <w:tc>
-          <w:tcPr/>
-          <w:p>
-            <w:pPr>
-              <w:pStyle w:val="Compact"/>
-            </w:pPr>
-            <w:r>
-              <w:t xml:space="preserve">India</w:t>
-            </w:r>
-          </w:p>
-        </w:tc>
-        <w:tc>
-          <w:tcPr/>
-          <w:p>
-            <w:pPr>
-              <w:pStyle w:val="Compact"/>
-            </w:pPr>
-            <w:r>
-              <w:t xml:space="preserve">India</w:t>
-            </w:r>
-          </w:p>
-        </w:tc>
-        <w:tc>
-          <w:tcPr/>
-          <w:p>
-            <w:pPr>
-              <w:pStyle w:val="Compact"/>
-            </w:pPr>
-            <w:r>
-              <w:t xml:space="preserve">Sohan</w:t>
-            </w:r>
-          </w:p>
-        </w:tc>
-        <w:tc>
-          <w:tcPr/>
-          <w:p>
-            <w:pPr>
-              <w:pStyle w:val="Compact"/>
-            </w:pPr>
-            <w:r>
-              <w:t xml:space="preserve">22.0</w:t>
-            </w:r>
-          </w:p>
-        </w:tc>
-        <w:tc>
-          <w:tcPr/>
-          <w:p>
-            <w:pPr>
-              <w:pStyle w:val="Compact"/>
-            </w:pPr>
-            <w:r>
-              <w:t xml:space="preserve">Mohan</w:t>
-            </w:r>
-          </w:p>
-        </w:tc>
-        <w:tc>
-          <w:tcPr/>
-          <w:p>
-            <w:pPr>
-              <w:pStyle w:val="Compact"/>
-            </w:pPr>
-            <w:r>
-              <w:t xml:space="preserve">25</w:t>
-            </w:r>
-          </w:p>
-        </w:tc>
-      </w:tr>
-      <w:tr>
-        <w:tc>
-          <w:tcPr/>
-          <w:p>
-            <w:pPr>
-              <w:pStyle w:val="Compact"/>
-            </w:pPr>
-            <w:r>
               <w:t xml:space="preserve">USA</w:t>
             </w:r>
           </w:p>
@@ -47764,74 +47584,6 @@
             </w:pPr>
             <w:r>
               <w:t xml:space="preserve">21</w:t>
-            </w:r>
-          </w:p>
-        </w:tc>
-      </w:tr>
-      <w:tr>
-        <w:tc>
-          <w:tcPr/>
-          <w:p>
-            <w:pPr>
-              <w:pStyle w:val="Compact"/>
-            </w:pPr>
-            <w:r>
-              <w:t xml:space="preserve">NaN</w:t>
-            </w:r>
-          </w:p>
-        </w:tc>
-        <w:tc>
-          <w:tcPr/>
-          <w:p>
-            <w:pPr>
-              <w:pStyle w:val="Compact"/>
-            </w:pPr>
-            <w:r>
-              <w:t xml:space="preserve">UK</w:t>
-            </w:r>
-          </w:p>
-        </w:tc>
-        <w:tc>
-          <w:tcPr/>
-          <w:p>
-            <w:pPr>
-              <w:pStyle w:val="Compact"/>
-            </w:pPr>
-            <w:r>
-              <w:t xml:space="preserve">NaN</w:t>
-            </w:r>
-          </w:p>
-        </w:tc>
-        <w:tc>
-          <w:tcPr/>
-          <w:p>
-            <w:pPr>
-              <w:pStyle w:val="Compact"/>
-            </w:pPr>
-            <w:r>
-              <w:t xml:space="preserve">NaN</w:t>
-            </w:r>
-          </w:p>
-        </w:tc>
-        <w:tc>
-          <w:tcPr/>
-          <w:p>
-            <w:pPr>
-              <w:pStyle w:val="Compact"/>
-            </w:pPr>
-            <w:r>
-              <w:t xml:space="preserve">Peter</w:t>
-            </w:r>
-          </w:p>
-        </w:tc>
-        <w:tc>
-          <w:tcPr/>
-          <w:p>
-            <w:pPr>
-              <w:pStyle w:val="Compact"/>
-            </w:pPr>
-            <w:r>
-              <w:t xml:space="preserve">20</w:t>
             </w:r>
           </w:p>
         </w:tc>
@@ -52903,7 +52655,7 @@
                     <a:graphicData uri="http://schemas.openxmlformats.org/drawingml/2006/picture">
                       <pic:pic>
                         <pic:nvPicPr>
-                          <pic:cNvPr descr="Pandas_files/figure-docx/cell-36-output-1.png" id="212" name="Picture"/>
+                          <pic:cNvPr descr="Pandas_files/figure-docx/cell-35-output-1.png" id="212" name="Picture"/>
                           <pic:cNvPicPr>
                             <a:picLocks noChangeArrowheads="1" noChangeAspect="1"/>
                           </pic:cNvPicPr>
@@ -52953,7 +52705,7 @@
                     <a:graphicData uri="http://schemas.openxmlformats.org/drawingml/2006/picture">
                       <pic:pic>
                         <pic:nvPicPr>
-                          <pic:cNvPr descr="Pandas_files/figure-docx/cell-36-output-2.png" id="215" name="Picture"/>
+                          <pic:cNvPr descr="Pandas_files/figure-docx/cell-35-output-2.png" id="215" name="Picture"/>
                           <pic:cNvPicPr>
                             <a:picLocks noChangeArrowheads="1" noChangeAspect="1"/>
                           </pic:cNvPicPr>
@@ -55420,7 +55172,7 @@
               <a:graphicData uri="http://schemas.openxmlformats.org/drawingml/2006/picture">
                 <pic:pic>
                   <pic:nvPicPr>
-                    <pic:cNvPr descr="Pandas_files/figure-docx/cell-42-output-1.png" id="219" name="Picture"/>
+                    <pic:cNvPr descr="Pandas_files/figure-docx/cell-41-output-1.png" id="219" name="Picture"/>
                     <pic:cNvPicPr>
                       <a:picLocks noChangeArrowheads="1" noChangeAspect="1"/>
                     </pic:cNvPicPr>
@@ -55645,7 +55397,7 @@
               <a:graphicData uri="http://schemas.openxmlformats.org/drawingml/2006/picture">
                 <pic:pic>
                   <pic:nvPicPr>
-                    <pic:cNvPr descr="Pandas_files/figure-docx/cell-43-output-1.png" id="222" name="Picture"/>
+                    <pic:cNvPr descr="Pandas_files/figure-docx/cell-42-output-1.png" id="222" name="Picture"/>
                     <pic:cNvPicPr>
                       <a:picLocks noChangeArrowheads="1" noChangeAspect="1"/>
                     </pic:cNvPicPr>
@@ -55692,7 +55444,7 @@
               <a:graphicData uri="http://schemas.openxmlformats.org/drawingml/2006/picture">
                 <pic:pic>
                   <pic:nvPicPr>
-                    <pic:cNvPr descr="Pandas_files/figure-docx/cell-43-output-2.png" id="225" name="Picture"/>
+                    <pic:cNvPr descr="Pandas_files/figure-docx/cell-42-output-2.png" id="225" name="Picture"/>
                     <pic:cNvPicPr>
                       <a:picLocks noChangeArrowheads="1" noChangeAspect="1"/>
                     </pic:cNvPicPr>
@@ -55917,7 +55669,7 @@
               <a:graphicData uri="http://schemas.openxmlformats.org/drawingml/2006/picture">
                 <pic:pic>
                   <pic:nvPicPr>
-                    <pic:cNvPr descr="Pandas_files/figure-docx/cell-44-output-1.png" id="228" name="Picture"/>
+                    <pic:cNvPr descr="Pandas_files/figure-docx/cell-43-output-1.png" id="228" name="Picture"/>
                     <pic:cNvPicPr>
                       <a:picLocks noChangeArrowheads="1" noChangeAspect="1"/>
                     </pic:cNvPicPr>
@@ -56655,7 +56407,7 @@
               <a:graphicData uri="http://schemas.openxmlformats.org/drawingml/2006/picture">
                 <pic:pic>
                   <pic:nvPicPr>
-                    <pic:cNvPr descr="Pandas_files/figure-docx/cell-45-output-1.png" id="231" name="Picture"/>
+                    <pic:cNvPr descr="Pandas_files/figure-docx/cell-44-output-1.png" id="231" name="Picture"/>
                     <pic:cNvPicPr>
                       <a:picLocks noChangeArrowheads="1" noChangeAspect="1"/>
                     </pic:cNvPicPr>
@@ -57634,7 +57386,7 @@
               <a:graphicData uri="http://schemas.openxmlformats.org/drawingml/2006/picture">
                 <pic:pic>
                   <pic:nvPicPr>
-                    <pic:cNvPr descr="Pandas_files/figure-docx/cell-47-output-1.png" id="234" name="Picture"/>
+                    <pic:cNvPr descr="Pandas_files/figure-docx/cell-46-output-1.png" id="234" name="Picture"/>
                     <pic:cNvPicPr>
                       <a:picLocks noChangeArrowheads="1" noChangeAspect="1"/>
                     </pic:cNvPicPr>
@@ -58238,7 +57990,7 @@
               <a:graphicData uri="http://schemas.openxmlformats.org/drawingml/2006/picture">
                 <pic:pic>
                   <pic:nvPicPr>
-                    <pic:cNvPr descr="Pandas_files/figure-docx/cell-48-output-1.png" id="237" name="Picture"/>
+                    <pic:cNvPr descr="Pandas_files/figure-docx/cell-47-output-1.png" id="237" name="Picture"/>
                     <pic:cNvPicPr>
                       <a:picLocks noChangeArrowheads="1" noChangeAspect="1"/>
                     </pic:cNvPicPr>
@@ -58739,7 +58491,7 @@
               <a:graphicData uri="http://schemas.openxmlformats.org/drawingml/2006/picture">
                 <pic:pic>
                   <pic:nvPicPr>
-                    <pic:cNvPr descr="Pandas_files/figure-docx/cell-49-output-1.png" id="240" name="Picture"/>
+                    <pic:cNvPr descr="Pandas_files/figure-docx/cell-48-output-1.png" id="240" name="Picture"/>
                     <pic:cNvPicPr>
                       <a:picLocks noChangeArrowheads="1" noChangeAspect="1"/>
                     </pic:cNvPicPr>
